--- a/internal_doc/03.开发设计/lob/Story-LobRandomWrite.docx
+++ b/internal_doc/03.开发设计/lob/Story-LobRandomWrite.docx
@@ -124,11 +124,9 @@
               </w:rPr>
               <w:t xml:space="preserve"> </w:t>
             </w:r>
-            <w:proofErr w:type="spellStart"/>
             <w:r>
               <w:t>Weichao</w:t>
             </w:r>
-            <w:proofErr w:type="spellEnd"/>
           </w:p>
         </w:tc>
         <w:tc>
@@ -177,16 +175,8 @@
               <w:rPr>
                 <w:rFonts w:eastAsiaTheme="minorEastAsia" w:hint="eastAsia"/>
               </w:rPr>
-              <w:t xml:space="preserve">2017-8-25 Li </w:t>
-            </w:r>
-            <w:proofErr w:type="spellStart"/>
-            <w:r>
-              <w:rPr>
-                <w:rFonts w:eastAsiaTheme="minorEastAsia" w:hint="eastAsia"/>
-              </w:rPr>
-              <w:t>Weichao</w:t>
-            </w:r>
-            <w:proofErr w:type="spellEnd"/>
+              <w:t>2017-8-25 Li Weichao</w:t>
+            </w:r>
           </w:p>
         </w:tc>
         <w:tc>
@@ -686,14 +676,12 @@
         </w:rPr>
         <w:t>时记录</w:t>
       </w:r>
-      <w:proofErr w:type="spellStart"/>
       <w:r>
         <w:rPr>
           <w:rFonts w:hint="eastAsia"/>
         </w:rPr>
         <w:t>createTime</w:t>
       </w:r>
-      <w:proofErr w:type="spellEnd"/>
       <w:r>
         <w:rPr>
           <w:rFonts w:hint="eastAsia"/>
@@ -712,7 +700,6 @@
         </w:rPr>
         <w:t>时记录</w:t>
       </w:r>
-      <w:proofErr w:type="spellStart"/>
       <w:r>
         <w:rPr>
           <w:rFonts w:hint="eastAsia"/>
@@ -725,7 +712,6 @@
         </w:rPr>
         <w:t>Time</w:t>
       </w:r>
-      <w:proofErr w:type="spellEnd"/>
       <w:r>
         <w:rPr>
           <w:rFonts w:hint="eastAsia"/>
@@ -903,57 +889,15 @@
       </w:r>
     </w:p>
     <w:p>
-      <w:proofErr w:type="spellStart"/>
-      <w:r>
-        <w:rPr>
-          <w:rFonts w:hint="eastAsia"/>
-        </w:rPr>
-        <w:t>sdbCollection</w:t>
-      </w:r>
-      <w:proofErr w:type="spellEnd"/>
-      <w:r>
-        <w:rPr>
-          <w:rFonts w:hint="eastAsia"/>
-        </w:rPr>
-        <w:t>::</w:t>
-      </w:r>
-      <w:proofErr w:type="spellStart"/>
-      <w:proofErr w:type="gramStart"/>
-      <w:r>
-        <w:rPr>
-          <w:rFonts w:hint="eastAsia"/>
-        </w:rPr>
-        <w:t>openLob</w:t>
-      </w:r>
-      <w:proofErr w:type="spellEnd"/>
-      <w:r>
-        <w:rPr>
-          <w:rFonts w:hint="eastAsia"/>
-        </w:rPr>
-        <w:t>(</w:t>
-      </w:r>
-      <w:proofErr w:type="spellStart"/>
-      <w:proofErr w:type="gramEnd"/>
-      <w:r>
-        <w:t>sdbLob</w:t>
-      </w:r>
-      <w:proofErr w:type="spellEnd"/>
-      <w:r>
-        <w:t xml:space="preserve"> **lob, const </w:t>
-      </w:r>
-      <w:proofErr w:type="spellStart"/>
-      <w:r>
-        <w:t>bson</w:t>
-      </w:r>
-      <w:proofErr w:type="spellEnd"/>
-      <w:r>
-        <w:t>::OID &amp;</w:t>
-      </w:r>
-      <w:proofErr w:type="spellStart"/>
-      <w:r>
-        <w:t>oid</w:t>
-      </w:r>
-      <w:proofErr w:type="spellEnd"/>
+      <w:r>
+        <w:rPr>
+          <w:rFonts w:hint="eastAsia"/>
+        </w:rPr>
+        <w:t>sdbCollection::openLob(</w:t>
+      </w:r>
+      <w:r>
+        <w:t>sdbLob **lob, const bson::OID &amp;oid</w:t>
+      </w:r>
       <w:r>
         <w:rPr>
           <w:rFonts w:hint="eastAsia"/>
@@ -1697,28 +1641,12 @@
         </w:tabs>
         <w:ind w:left="0"/>
       </w:pPr>
-      <w:proofErr w:type="spellStart"/>
-      <w:r>
-        <w:rPr>
-          <w:rFonts w:hint="eastAsia"/>
-        </w:rPr>
-        <w:t>sdbLob</w:t>
-      </w:r>
-      <w:proofErr w:type="spellEnd"/>
-      <w:r>
-        <w:rPr>
-          <w:rFonts w:hint="eastAsia"/>
-        </w:rPr>
-        <w:t>::</w:t>
-      </w:r>
-      <w:proofErr w:type="gramStart"/>
-      <w:r>
-        <w:rPr>
-          <w:rFonts w:hint="eastAsia"/>
-        </w:rPr>
-        <w:t>lock(</w:t>
-      </w:r>
-      <w:proofErr w:type="gramEnd"/>
+      <w:r>
+        <w:rPr>
+          <w:rFonts w:hint="eastAsia"/>
+        </w:rPr>
+        <w:t>sdbLob::lock(</w:t>
+      </w:r>
       <w:r>
         <w:rPr>
           <w:rFonts w:hint="eastAsia"/>
@@ -1745,41 +1673,11 @@
         </w:tabs>
         <w:ind w:left="0"/>
       </w:pPr>
-      <w:proofErr w:type="spellStart"/>
-      <w:r>
-        <w:rPr>
-          <w:rFonts w:hint="eastAsia"/>
-        </w:rPr>
-        <w:t>sdbLob</w:t>
-      </w:r>
-      <w:proofErr w:type="spellEnd"/>
-      <w:r>
-        <w:rPr>
-          <w:rFonts w:hint="eastAsia"/>
-        </w:rPr>
-        <w:t>::</w:t>
-      </w:r>
-      <w:proofErr w:type="spellStart"/>
-      <w:proofErr w:type="gramStart"/>
-      <w:r>
-        <w:rPr>
-          <w:rFonts w:hint="eastAsia"/>
-        </w:rPr>
-        <w:t>lockAndSeek</w:t>
-      </w:r>
-      <w:proofErr w:type="spellEnd"/>
-      <w:r>
-        <w:rPr>
-          <w:rFonts w:hint="eastAsia"/>
-        </w:rPr>
-        <w:t>(</w:t>
-      </w:r>
-      <w:proofErr w:type="gramEnd"/>
-      <w:r>
-        <w:rPr>
-          <w:rFonts w:hint="eastAsia"/>
-        </w:rPr>
-        <w:t>INT64 offset, INT64 length);</w:t>
+      <w:r>
+        <w:rPr>
+          <w:rFonts w:hint="eastAsia"/>
+        </w:rPr>
+        <w:t>sdbLob::lockAndSeek(INT64 offset, INT64 length);</w:t>
       </w:r>
     </w:p>
     <w:p>
@@ -2519,7 +2417,6 @@
         </w:rPr>
         <w:t>增加</w:t>
       </w:r>
-      <w:proofErr w:type="spellStart"/>
       <w:r>
         <w:rPr>
           <w:rFonts w:hint="eastAsia"/>
@@ -2538,7 +2435,6 @@
         </w:rPr>
         <w:t>Manager</w:t>
       </w:r>
-      <w:proofErr w:type="spellEnd"/>
       <w:r>
         <w:rPr>
           <w:rFonts w:hint="eastAsia"/>
@@ -2574,14 +2470,12 @@
       <w:pPr>
         <w:ind w:left="0"/>
       </w:pPr>
-      <w:proofErr w:type="spellStart"/>
       <w:r>
         <w:rPr>
           <w:rFonts w:hint="eastAsia"/>
         </w:rPr>
         <w:t>rtnLobAccessManager</w:t>
       </w:r>
-      <w:proofErr w:type="spellEnd"/>
       <w:r>
         <w:rPr>
           <w:rFonts w:hint="eastAsia"/>
@@ -2647,14 +2541,12 @@
         </w:rPr>
         <w:t>对象在</w:t>
       </w:r>
-      <w:proofErr w:type="spellStart"/>
       <w:r>
         <w:rPr>
           <w:rFonts w:hint="eastAsia"/>
         </w:rPr>
         <w:t>rtnLobAccessManager</w:t>
       </w:r>
-      <w:proofErr w:type="spellEnd"/>
       <w:r>
         <w:rPr>
           <w:rFonts w:hint="eastAsia"/>
@@ -2708,14 +2600,12 @@
       <w:pPr>
         <w:ind w:left="0"/>
       </w:pPr>
-      <w:proofErr w:type="spellStart"/>
       <w:r>
         <w:rPr>
           <w:rFonts w:hint="eastAsia"/>
         </w:rPr>
         <w:t>rtnLobAccessManager</w:t>
       </w:r>
-      <w:proofErr w:type="spellEnd"/>
       <w:r>
         <w:rPr>
           <w:rFonts w:hint="eastAsia"/>
@@ -2758,14 +2648,12 @@
         </w:rPr>
         <w:t>其中</w:t>
       </w:r>
-      <w:proofErr w:type="spellStart"/>
-      <w:r>
-        <w:rPr>
-          <w:rFonts w:hint="eastAsia"/>
-        </w:rPr>
-        <w:t>lockedDataFragments</w:t>
-      </w:r>
-      <w:proofErr w:type="spellEnd"/>
+      <w:r>
+        <w:rPr>
+          <w:rFonts w:hint="eastAsia"/>
+        </w:rPr>
+        <w:t>lobSections</w:t>
+      </w:r>
       <w:r>
         <w:rPr>
           <w:rFonts w:hint="eastAsia"/>
@@ -2794,22 +2682,19 @@
       <w:pPr>
         <w:ind w:left="0"/>
       </w:pPr>
-      <w:proofErr w:type="gramStart"/>
       <w:r>
         <w:rPr>
           <w:rFonts w:hint="eastAsia"/>
         </w:rPr>
         <w:lastRenderedPageBreak/>
-        <w:t>class</w:t>
-      </w:r>
-      <w:proofErr w:type="gramEnd"/>
-      <w:r>
-        <w:rPr>
-          <w:rFonts w:hint="eastAsia"/>
-        </w:rPr>
-        <w:t xml:space="preserve"> </w:t>
-      </w:r>
-      <w:proofErr w:type="spellStart"/>
+        <w:t xml:space="preserve">class </w:t>
+      </w:r>
+      <w:r>
+        <w:rPr>
+          <w:rFonts w:hint="eastAsia"/>
+        </w:rPr>
+        <w:t>_</w:t>
+      </w:r>
       <w:r>
         <w:rPr>
           <w:rFonts w:hint="eastAsia"/>
@@ -2828,7 +2713,6 @@
         </w:rPr>
         <w:t>Info</w:t>
       </w:r>
-      <w:proofErr w:type="spellEnd"/>
     </w:p>
     <w:p>
       <w:pPr>
@@ -2845,24 +2729,18 @@
       <w:pPr>
         <w:ind w:left="0" w:firstLine="405"/>
       </w:pPr>
-      <w:proofErr w:type="spellStart"/>
-      <w:proofErr w:type="gramStart"/>
-      <w:r>
-        <w:t>bson</w:t>
-      </w:r>
-      <w:proofErr w:type="spellEnd"/>
-      <w:r>
-        <w:t>::OID</w:t>
-      </w:r>
-      <w:proofErr w:type="gramEnd"/>
-      <w:r>
-        <w:t xml:space="preserve"> </w:t>
-      </w:r>
-      <w:proofErr w:type="spellStart"/>
+      <w:r>
+        <w:t xml:space="preserve">bson::OID </w:t>
+      </w:r>
+      <w:r>
+        <w:rPr>
+          <w:rFonts w:hint="eastAsia"/>
+        </w:rPr>
+        <w:t>_</w:t>
+      </w:r>
       <w:r>
         <w:t>oid</w:t>
       </w:r>
-      <w:proofErr w:type="spellEnd"/>
       <w:r>
         <w:rPr>
           <w:rFonts w:hint="eastAsia"/>
@@ -2878,7 +2756,19 @@
         <w:rPr>
           <w:rFonts w:hint="eastAsia"/>
         </w:rPr>
-        <w:t>UINT32 mode;</w:t>
+        <w:t xml:space="preserve">UINT32 </w:t>
+      </w:r>
+      <w:r>
+        <w:rPr>
+          <w:rFonts w:hint="eastAsia"/>
+        </w:rPr>
+        <w:t xml:space="preserve"> _</w:t>
+      </w:r>
+      <w:r>
+        <w:rPr>
+          <w:rFonts w:hint="eastAsia"/>
+        </w:rPr>
+        <w:t>mode;</w:t>
       </w:r>
     </w:p>
     <w:p>
@@ -2891,14 +2781,52 @@
         </w:rPr>
         <w:t xml:space="preserve">INT32 </w:t>
       </w:r>
-      <w:proofErr w:type="spellStart"/>
-      <w:r>
-        <w:rPr>
-          <w:rFonts w:hint="eastAsia"/>
-        </w:rPr>
-        <w:t>refCount</w:t>
-      </w:r>
-      <w:proofErr w:type="spellEnd"/>
+      <w:r>
+        <w:rPr>
+          <w:rFonts w:hint="eastAsia"/>
+        </w:rPr>
+        <w:t xml:space="preserve">  _</w:t>
+      </w:r>
+      <w:r>
+        <w:rPr>
+          <w:rFonts w:hint="eastAsia"/>
+        </w:rPr>
+        <w:t>refCount;</w:t>
+      </w:r>
+    </w:p>
+    <w:p>
+      <w:pPr>
+        <w:ind w:left="0" w:firstLine="405"/>
+      </w:pPr>
+      <w:r>
+        <w:rPr>
+          <w:rFonts w:hint="eastAsia"/>
+        </w:rPr>
+        <w:t xml:space="preserve">INT64 </w:t>
+      </w:r>
+      <w:r>
+        <w:rPr>
+          <w:rFonts w:hint="eastAsia"/>
+        </w:rPr>
+        <w:t xml:space="preserve">  _access</w:t>
+      </w:r>
+      <w:r>
+        <w:rPr>
+          <w:rFonts w:hint="eastAsia"/>
+        </w:rPr>
+        <w:t>Id;</w:t>
+      </w:r>
+    </w:p>
+    <w:p>
+      <w:pPr>
+        <w:ind w:left="0" w:firstLine="405"/>
+      </w:pPr>
+      <w:r>
+        <w:rPr>
+          <w:rFonts w:hint="eastAsia"/>
+        </w:rPr>
+        <w:t>_rtnLobSections* _lobSections</w:t>
+      </w:r>
       <w:r>
         <w:rPr>
           <w:rFonts w:hint="eastAsia"/>
@@ -2908,85 +2836,93 @@
     </w:p>
     <w:p>
       <w:pPr>
+        <w:ind w:left="0"/>
+      </w:pPr>
+      <w:r>
+        <w:rPr>
+          <w:rFonts w:hint="eastAsia"/>
+        </w:rPr>
+        <w:t>};</w:t>
+      </w:r>
+    </w:p>
+    <w:p>
+      <w:pPr>
+        <w:ind w:left="0"/>
+      </w:pPr>
+    </w:p>
+    <w:p>
+      <w:pPr>
+        <w:ind w:left="0"/>
+      </w:pPr>
+      <w:r>
+        <w:rPr>
+          <w:rFonts w:hint="eastAsia"/>
+        </w:rPr>
+        <w:t xml:space="preserve">class </w:t>
+      </w:r>
+      <w:r>
+        <w:rPr>
+          <w:rFonts w:hint="eastAsia"/>
+        </w:rPr>
+        <w:t>_rtnLobSection</w:t>
+      </w:r>
+    </w:p>
+    <w:p>
+      <w:pPr>
+        <w:ind w:left="0"/>
+      </w:pPr>
+      <w:r>
+        <w:rPr>
+          <w:rFonts w:hint="eastAsia"/>
+        </w:rPr>
+        <w:t>{</w:t>
+      </w:r>
+    </w:p>
+    <w:p>
+      <w:pPr>
         <w:ind w:left="0" w:firstLine="405"/>
       </w:pPr>
       <w:r>
         <w:rPr>
           <w:rFonts w:hint="eastAsia"/>
         </w:rPr>
-        <w:t xml:space="preserve">INT64 </w:t>
-      </w:r>
-      <w:proofErr w:type="spellStart"/>
-      <w:r>
-        <w:rPr>
-          <w:rFonts w:hint="eastAsia"/>
-        </w:rPr>
-        <w:t>contextId</w:t>
-      </w:r>
-      <w:proofErr w:type="spellEnd"/>
-      <w:r>
-        <w:rPr>
-          <w:rFonts w:hint="eastAsia"/>
-        </w:rPr>
-        <w:t>;</w:t>
+        <w:t>INT64 offset;</w:t>
       </w:r>
     </w:p>
     <w:p>
       <w:pPr>
         <w:ind w:left="0" w:firstLine="405"/>
       </w:pPr>
-      <w:proofErr w:type="gramStart"/>
-      <w:r>
-        <w:rPr>
-          <w:rFonts w:hint="eastAsia"/>
-        </w:rPr>
-        <w:t>vector&lt;</w:t>
-      </w:r>
-      <w:proofErr w:type="spellStart"/>
-      <w:proofErr w:type="gramEnd"/>
-      <w:r>
-        <w:rPr>
-          <w:rFonts w:hint="eastAsia"/>
-        </w:rPr>
-        <w:t>DataFragment</w:t>
-      </w:r>
-      <w:proofErr w:type="spellEnd"/>
-      <w:r>
-        <w:rPr>
-          <w:rFonts w:hint="eastAsia"/>
-        </w:rPr>
-        <w:t xml:space="preserve">&gt; </w:t>
-      </w:r>
-      <w:proofErr w:type="spellStart"/>
-      <w:r>
-        <w:rPr>
-          <w:rFonts w:hint="eastAsia"/>
-        </w:rPr>
-        <w:t>lockedDataFrag</w:t>
-      </w:r>
-      <w:r>
-        <w:rPr>
-          <w:rFonts w:hint="eastAsia"/>
-        </w:rPr>
-        <w:t>ment</w:t>
-      </w:r>
-      <w:r>
-        <w:rPr>
-          <w:rFonts w:hint="eastAsia"/>
-        </w:rPr>
-        <w:t>s</w:t>
-      </w:r>
-      <w:proofErr w:type="spellEnd"/>
-      <w:r>
-        <w:rPr>
-          <w:rFonts w:hint="eastAsia"/>
-        </w:rPr>
-        <w:t>;</w:t>
-      </w:r>
-    </w:p>
-    <w:p>
-      <w:pPr>
-        <w:ind w:left="0"/>
+      <w:r>
+        <w:rPr>
+          <w:rFonts w:hint="eastAsia"/>
+        </w:rPr>
+        <w:t>INT64 length;</w:t>
+      </w:r>
+    </w:p>
+    <w:p>
+      <w:pPr>
+        <w:ind w:left="0" w:firstLine="405"/>
+      </w:pPr>
+      <w:r>
+        <w:rPr>
+          <w:rFonts w:hint="eastAsia"/>
+        </w:rPr>
+        <w:t>INT64 access</w:t>
+      </w:r>
+      <w:r>
+        <w:rPr>
+          <w:rFonts w:hint="eastAsia"/>
+        </w:rPr>
+        <w:t>Id;</w:t>
+      </w:r>
+    </w:p>
+    <w:p>
+      <w:pPr>
+        <w:ind w:left="0"/>
+        <w:rPr>
+          <w:rFonts w:hint="eastAsia"/>
+        </w:rPr>
       </w:pPr>
       <w:r>
         <w:rPr>
@@ -2998,38 +2934,31 @@
     <w:p>
       <w:pPr>
         <w:ind w:left="0"/>
-      </w:pPr>
-    </w:p>
-    <w:p>
-      <w:pPr>
-        <w:ind w:left="0"/>
-      </w:pPr>
-      <w:proofErr w:type="gramStart"/>
-      <w:r>
-        <w:rPr>
-          <w:rFonts w:hint="eastAsia"/>
-        </w:rPr>
-        <w:t>class</w:t>
-      </w:r>
-      <w:proofErr w:type="gramEnd"/>
-      <w:r>
-        <w:rPr>
-          <w:rFonts w:hint="eastAsia"/>
-        </w:rPr>
-        <w:t xml:space="preserve"> </w:t>
-      </w:r>
-      <w:proofErr w:type="spellStart"/>
-      <w:r>
-        <w:rPr>
-          <w:rFonts w:hint="eastAsia"/>
-        </w:rPr>
-        <w:t>DataFragment</w:t>
-      </w:r>
-      <w:proofErr w:type="spellEnd"/>
-    </w:p>
-    <w:p>
-      <w:pPr>
-        <w:ind w:left="0"/>
+        <w:rPr>
+          <w:rFonts w:hint="eastAsia"/>
+        </w:rPr>
+      </w:pPr>
+    </w:p>
+    <w:p>
+      <w:pPr>
+        <w:ind w:left="0"/>
+        <w:rPr>
+          <w:rFonts w:hint="eastAsia"/>
+        </w:rPr>
+      </w:pPr>
+      <w:r>
+        <w:rPr>
+          <w:rFonts w:hint="eastAsia"/>
+        </w:rPr>
+        <w:t>class _rtnLobSections</w:t>
+      </w:r>
+    </w:p>
+    <w:p>
+      <w:pPr>
+        <w:ind w:left="0"/>
+        <w:rPr>
+          <w:rFonts w:hint="eastAsia"/>
+        </w:rPr>
       </w:pPr>
       <w:r>
         <w:rPr>
@@ -3040,49 +2969,25 @@
     </w:p>
     <w:p>
       <w:pPr>
-        <w:ind w:left="0" w:firstLine="405"/>
-      </w:pPr>
-      <w:r>
-        <w:rPr>
-          <w:rFonts w:hint="eastAsia"/>
-        </w:rPr>
-        <w:t>INT64 offset;</w:t>
-      </w:r>
-    </w:p>
-    <w:p>
-      <w:pPr>
-        <w:ind w:left="0" w:firstLine="405"/>
-      </w:pPr>
-      <w:r>
-        <w:rPr>
-          <w:rFonts w:hint="eastAsia"/>
-        </w:rPr>
-        <w:t>INT64 length;</w:t>
-      </w:r>
-    </w:p>
-    <w:p>
-      <w:pPr>
-        <w:ind w:left="0" w:firstLine="405"/>
-      </w:pPr>
-      <w:r>
-        <w:rPr>
-          <w:rFonts w:hint="eastAsia"/>
-        </w:rPr>
-        <w:t xml:space="preserve">INT64 </w:t>
-      </w:r>
-      <w:proofErr w:type="spellStart"/>
-      <w:r>
-        <w:rPr>
-          <w:rFonts w:hint="eastAsia"/>
-        </w:rPr>
-        <w:t>contextId</w:t>
-      </w:r>
-      <w:proofErr w:type="spellEnd"/>
-      <w:r>
-        <w:rPr>
-          <w:rFonts w:hint="eastAsia"/>
-        </w:rPr>
-        <w:t>;</w:t>
+        <w:ind w:left="0"/>
+        <w:rPr>
+          <w:rFonts w:hint="eastAsia"/>
+        </w:rPr>
+      </w:pPr>
+      <w:r>
+        <w:rPr>
+          <w:rFonts w:hint="eastAsia"/>
+        </w:rPr>
+        <w:t xml:space="preserve">    </w:t>
+      </w:r>
+      <w:r>
+        <w:t>std::map&lt;INT64, _rtnLobSection&gt;</w:t>
+      </w:r>
+      <w:r>
+        <w:rPr>
+          <w:rFonts w:hint="eastAsia"/>
+        </w:rPr>
+        <w:t xml:space="preserve"> _sections;</w:t>
       </w:r>
     </w:p>
     <w:p>
@@ -3560,14 +3465,12 @@
         </w:rPr>
         <w:t>在</w:t>
       </w:r>
-      <w:proofErr w:type="spellStart"/>
       <w:r>
         <w:rPr>
           <w:rFonts w:hint="eastAsia"/>
         </w:rPr>
         <w:t>coord</w:t>
       </w:r>
-      <w:proofErr w:type="spellEnd"/>
       <w:r>
         <w:rPr>
           <w:rFonts w:hint="eastAsia"/>
@@ -3810,7 +3713,7 @@
         <w:rPr>
           <w:rFonts w:hint="eastAsia"/>
         </w:rPr>
-        <w:t>256</w:t>
+        <w:t>320</w:t>
       </w:r>
       <w:r>
         <w:rPr>
@@ -3822,43 +3725,7 @@
         <w:rPr>
           <w:rFonts w:hint="eastAsia"/>
         </w:rPr>
-        <w:t>在元数据页所在节点分配</w:t>
-      </w:r>
-      <w:r>
-        <w:rPr>
-          <w:rFonts w:hint="eastAsia"/>
-        </w:rPr>
-        <w:t>一个</w:t>
-      </w:r>
-      <w:r>
-        <w:rPr>
-          <w:rFonts w:hint="eastAsia"/>
-        </w:rPr>
-        <w:t>额外的</w:t>
-      </w:r>
-      <w:r>
-        <w:rPr>
-          <w:rFonts w:hint="eastAsia"/>
-        </w:rPr>
-        <w:t>页</w:t>
-      </w:r>
-      <w:r>
-        <w:rPr>
-          <w:rFonts w:hint="eastAsia"/>
-        </w:rPr>
-        <w:t>面</w:t>
-      </w:r>
-      <w:r>
-        <w:rPr>
-          <w:rFonts w:hint="eastAsia"/>
-        </w:rPr>
-        <w:t>记录</w:t>
-      </w:r>
-      <w:r>
-        <w:rPr>
-          <w:rFonts w:hint="eastAsia"/>
-        </w:rPr>
-        <w:t>该元数据</w:t>
+        <w:t>报错</w:t>
       </w:r>
       <w:r>
         <w:rPr>
@@ -3866,99 +3733,6 @@
         </w:rPr>
         <w:t>。</w:t>
       </w:r>
-      <w:r>
-        <w:rPr>
-          <w:rFonts w:hint="eastAsia"/>
-        </w:rPr>
-        <w:t>该页面序列号</w:t>
-      </w:r>
-      <w:r>
-        <w:rPr>
-          <w:rFonts w:hint="eastAsia"/>
-        </w:rPr>
-        <w:t>为</w:t>
-      </w:r>
-      <w:r>
-        <w:rPr>
-          <w:rFonts w:hint="eastAsia"/>
-        </w:rPr>
-        <w:t>0xFFFFFFFF</w:t>
-      </w:r>
-      <w:r>
-        <w:rPr>
-          <w:rFonts w:hint="eastAsia"/>
-        </w:rPr>
-        <w:t>。</w:t>
-      </w:r>
-    </w:p>
-    <w:p>
-      <w:pPr>
-        <w:ind w:left="0"/>
-      </w:pPr>
-      <w:r>
-        <w:rPr>
-          <w:rFonts w:hint="eastAsia"/>
-        </w:rPr>
-        <w:t>在</w:t>
-      </w:r>
-      <w:r>
-        <w:rPr>
-          <w:rFonts w:hint="eastAsia"/>
-        </w:rPr>
-        <w:t>不连续的切片区间因为写入数据而变得连续之后，合并该区间。</w:t>
-      </w:r>
-    </w:p>
-    <w:p>
-      <w:pPr>
-        <w:ind w:left="0"/>
-      </w:pPr>
-      <w:r>
-        <w:rPr>
-          <w:rFonts w:hint="eastAsia"/>
-        </w:rPr>
-        <w:t>最多只使用一个额外的页面记录</w:t>
-      </w:r>
-      <w:r>
-        <w:rPr>
-          <w:rFonts w:hint="eastAsia"/>
-        </w:rPr>
-        <w:t>连续切片区间</w:t>
-      </w:r>
-      <w:r>
-        <w:rPr>
-          <w:rFonts w:hint="eastAsia"/>
-        </w:rPr>
-        <w:t>，在该页面写满之后继续</w:t>
-      </w:r>
-      <w:r>
-        <w:rPr>
-          <w:rFonts w:hint="eastAsia"/>
-        </w:rPr>
-        <w:t>seek</w:t>
-      </w:r>
-      <w:r>
-        <w:rPr>
-          <w:rFonts w:hint="eastAsia"/>
-        </w:rPr>
-        <w:t>产生空切片</w:t>
-      </w:r>
-      <w:r>
-        <w:rPr>
-          <w:rFonts w:hint="eastAsia"/>
-        </w:rPr>
-        <w:t>时报错</w:t>
-      </w:r>
-      <w:r>
-        <w:rPr>
-          <w:rFonts w:hint="eastAsia"/>
-        </w:rPr>
-        <w:t>。</w:t>
-      </w:r>
-    </w:p>
-    <w:p>
-      <w:pPr>
-        <w:ind w:left="0"/>
-      </w:pPr>
     </w:p>
     <w:p>
       <w:pPr>
@@ -3972,13 +3746,30 @@
         <w:t>在</w:t>
       </w:r>
       <w:r>
-        <w:t>_</w:t>
-      </w:r>
-      <w:proofErr w:type="spellStart"/>
-      <w:r>
-        <w:t>dmsLobMeta</w:t>
-      </w:r>
-      <w:proofErr w:type="spellEnd"/>
+        <w:rPr>
+          <w:rFonts w:hint="eastAsia"/>
+        </w:rPr>
+        <w:t>不连续的切片区间因为写入数据而变得连续之后，合并该区间。</w:t>
+      </w:r>
+    </w:p>
+    <w:p>
+      <w:pPr>
+        <w:ind w:left="0"/>
+      </w:pPr>
+    </w:p>
+    <w:p>
+      <w:pPr>
+        <w:ind w:left="0"/>
+      </w:pPr>
+      <w:r>
+        <w:rPr>
+          <w:rFonts w:hint="eastAsia"/>
+        </w:rPr>
+        <w:t>在</w:t>
+      </w:r>
+      <w:r>
+        <w:t>_dmsLobMeta</w:t>
+      </w:r>
       <w:r>
         <w:rPr>
           <w:rFonts w:hint="eastAsia"/>
@@ -4090,30 +3881,138 @@
       <w:pPr>
         <w:ind w:left="0"/>
       </w:pPr>
-      <w:proofErr w:type="spellStart"/>
-      <w:proofErr w:type="gramStart"/>
-      <w:r>
-        <w:rPr>
-          <w:rFonts w:hint="eastAsia"/>
-        </w:rPr>
-        <w:t>struct</w:t>
-      </w:r>
-      <w:proofErr w:type="spellEnd"/>
-      <w:proofErr w:type="gramEnd"/>
+      <w:r>
+        <w:rPr>
+          <w:rFonts w:hint="eastAsia"/>
+        </w:rPr>
+        <w:t xml:space="preserve">struct </w:t>
+      </w:r>
+      <w:r>
+        <w:rPr>
+          <w:rFonts w:hint="eastAsia"/>
+        </w:rPr>
+        <w:t>_rtn</w:t>
+      </w:r>
+      <w:r>
+        <w:rPr>
+          <w:rFonts w:hint="eastAsia"/>
+        </w:rPr>
+        <w:t>LobPieces</w:t>
+      </w:r>
+    </w:p>
+    <w:p>
+      <w:pPr>
+        <w:ind w:left="0"/>
+      </w:pPr>
+      <w:r>
+        <w:rPr>
+          <w:rFonts w:hint="eastAsia"/>
+        </w:rPr>
+        <w:t>{</w:t>
+      </w:r>
+    </w:p>
+    <w:p>
+      <w:pPr>
+        <w:ind w:left="0" w:firstLine="405"/>
+      </w:pPr>
+      <w:r>
+        <w:rPr>
+          <w:rFonts w:hint="eastAsia"/>
+        </w:rPr>
+        <w:t xml:space="preserve">UINT32 </w:t>
+      </w:r>
+      <w:r>
+        <w:rPr>
+          <w:rFonts w:hint="eastAsia"/>
+        </w:rPr>
+        <w:t>first</w:t>
+      </w:r>
+      <w:r>
+        <w:rPr>
+          <w:rFonts w:hint="eastAsia"/>
+        </w:rPr>
+        <w:t>;</w:t>
+      </w:r>
+    </w:p>
+    <w:p>
+      <w:pPr>
+        <w:ind w:left="0" w:firstLine="405"/>
+      </w:pPr>
+      <w:r>
+        <w:rPr>
+          <w:rFonts w:hint="eastAsia"/>
+        </w:rPr>
+        <w:t xml:space="preserve">UINT32 </w:t>
+      </w:r>
+      <w:r>
+        <w:rPr>
+          <w:rFonts w:hint="eastAsia"/>
+        </w:rPr>
+        <w:t>last</w:t>
+      </w:r>
+      <w:r>
+        <w:rPr>
+          <w:rFonts w:hint="eastAsia"/>
+        </w:rPr>
+        <w:t>;</w:t>
+      </w:r>
+    </w:p>
+    <w:p>
+      <w:pPr>
+        <w:ind w:left="0"/>
+      </w:pPr>
+      <w:r>
+        <w:rPr>
+          <w:rFonts w:hint="eastAsia"/>
+        </w:rPr>
+        <w:t>}</w:t>
+      </w:r>
+      <w:r>
+        <w:rPr>
+          <w:rFonts w:hint="eastAsia"/>
+        </w:rPr>
+        <w:t>;</w:t>
+      </w:r>
+    </w:p>
+    <w:p>
+      <w:pPr>
+        <w:ind w:left="0"/>
+      </w:pPr>
+    </w:p>
+    <w:p>
+      <w:pPr>
+        <w:ind w:left="0"/>
+      </w:pPr>
+      <w:r>
+        <w:rPr>
+          <w:rFonts w:hint="eastAsia"/>
+        </w:rPr>
+        <w:t>class</w:t>
+      </w:r>
       <w:r>
         <w:rPr>
           <w:rFonts w:hint="eastAsia"/>
         </w:rPr>
         <w:t xml:space="preserve"> </w:t>
       </w:r>
-      <w:proofErr w:type="spellStart"/>
-      <w:r>
-        <w:rPr>
-          <w:rFonts w:hint="eastAsia"/>
-        </w:rPr>
-        <w:t>LobPieceInfo</w:t>
-      </w:r>
-      <w:proofErr w:type="spellEnd"/>
+      <w:r>
+        <w:rPr>
+          <w:rFonts w:hint="eastAsia"/>
+        </w:rPr>
+        <w:t>_rtn</w:t>
+      </w:r>
+      <w:r>
+        <w:rPr>
+          <w:rFonts w:hint="eastAsia"/>
+        </w:rPr>
+        <w:t>LobPieces</w:t>
+      </w:r>
+      <w:r>
+        <w:rPr>
+          <w:rFonts w:hint="eastAsia"/>
+        </w:rPr>
+        <w:t>Info</w:t>
+      </w:r>
     </w:p>
     <w:p>
       <w:pPr>
@@ -4131,19 +4030,25 @@
         <w:ind w:left="0" w:firstLine="405"/>
       </w:pPr>
       <w:r>
-        <w:rPr>
-          <w:rFonts w:hint="eastAsia"/>
-        </w:rPr>
-        <w:t xml:space="preserve">UINT32 </w:t>
-      </w:r>
-      <w:proofErr w:type="spellStart"/>
-      <w:r>
-        <w:rPr>
-          <w:rFonts w:hint="eastAsia"/>
-        </w:rPr>
-        <w:t>startPiece</w:t>
-      </w:r>
-      <w:proofErr w:type="spellEnd"/>
+        <w:t>std::vector&lt;_rtnLobPieces&gt;</w:t>
+      </w:r>
+      <w:r>
+        <w:rPr>
+          <w:rFonts w:hint="eastAsia"/>
+        </w:rPr>
+        <w:t xml:space="preserve"> _sections;</w:t>
+      </w:r>
+    </w:p>
+    <w:p>
+      <w:pPr>
+        <w:ind w:left="0"/>
+      </w:pPr>
+      <w:r>
+        <w:rPr>
+          <w:rFonts w:hint="eastAsia"/>
+        </w:rPr>
+        <w:t>}</w:t>
+      </w:r>
       <w:r>
         <w:rPr>
           <w:rFonts w:hint="eastAsia"/>
@@ -4153,151 +4058,6 @@
     </w:p>
     <w:p>
       <w:pPr>
-        <w:ind w:left="0" w:firstLine="405"/>
-      </w:pPr>
-      <w:r>
-        <w:rPr>
-          <w:rFonts w:hint="eastAsia"/>
-        </w:rPr>
-        <w:t xml:space="preserve">UINT32 </w:t>
-      </w:r>
-      <w:proofErr w:type="spellStart"/>
-      <w:r>
-        <w:rPr>
-          <w:rFonts w:hint="eastAsia"/>
-        </w:rPr>
-        <w:t>endPiece</w:t>
-      </w:r>
-      <w:proofErr w:type="spellEnd"/>
-      <w:r>
-        <w:rPr>
-          <w:rFonts w:hint="eastAsia"/>
-        </w:rPr>
-        <w:t>;</w:t>
-      </w:r>
-    </w:p>
-    <w:p>
-      <w:pPr>
-        <w:ind w:left="0"/>
-      </w:pPr>
-      <w:r>
-        <w:rPr>
-          <w:rFonts w:hint="eastAsia"/>
-        </w:rPr>
-        <w:t>}</w:t>
-      </w:r>
-      <w:r>
-        <w:rPr>
-          <w:rFonts w:hint="eastAsia"/>
-        </w:rPr>
-        <w:t>;</w:t>
-      </w:r>
-    </w:p>
-    <w:p>
-      <w:pPr>
-        <w:ind w:left="0"/>
-      </w:pPr>
-    </w:p>
-    <w:p>
-      <w:pPr>
-        <w:ind w:left="0"/>
-      </w:pPr>
-      <w:proofErr w:type="spellStart"/>
-      <w:proofErr w:type="gramStart"/>
-      <w:r>
-        <w:rPr>
-          <w:rFonts w:hint="eastAsia"/>
-        </w:rPr>
-        <w:t>struct</w:t>
-      </w:r>
-      <w:proofErr w:type="spellEnd"/>
-      <w:proofErr w:type="gramEnd"/>
-      <w:r>
-        <w:rPr>
-          <w:rFonts w:hint="eastAsia"/>
-        </w:rPr>
-        <w:t xml:space="preserve"> </w:t>
-      </w:r>
-      <w:proofErr w:type="spellStart"/>
-      <w:r>
-        <w:rPr>
-          <w:rFonts w:hint="eastAsia"/>
-        </w:rPr>
-        <w:t>LobPieces</w:t>
-      </w:r>
-      <w:proofErr w:type="spellEnd"/>
-    </w:p>
-    <w:p>
-      <w:pPr>
-        <w:ind w:left="0"/>
-      </w:pPr>
-      <w:r>
-        <w:rPr>
-          <w:rFonts w:hint="eastAsia"/>
-        </w:rPr>
-        <w:t>{</w:t>
-      </w:r>
-    </w:p>
-    <w:p>
-      <w:pPr>
-        <w:ind w:left="0" w:firstLine="405"/>
-      </w:pPr>
-      <w:proofErr w:type="spellStart"/>
-      <w:r>
-        <w:rPr>
-          <w:rFonts w:hint="eastAsia"/>
-        </w:rPr>
-        <w:t>LobPieceInfo</w:t>
-      </w:r>
-      <w:proofErr w:type="spellEnd"/>
-      <w:r>
-        <w:rPr>
-          <w:rFonts w:hint="eastAsia"/>
-        </w:rPr>
-        <w:t xml:space="preserve"> </w:t>
-      </w:r>
-      <w:proofErr w:type="spellStart"/>
-      <w:proofErr w:type="gramStart"/>
-      <w:r>
-        <w:rPr>
-          <w:rFonts w:hint="eastAsia"/>
-        </w:rPr>
-        <w:t>lobPieces</w:t>
-      </w:r>
-      <w:proofErr w:type="spellEnd"/>
-      <w:r>
-        <w:rPr>
-          <w:rFonts w:hint="eastAsia"/>
-        </w:rPr>
-        <w:t>[</w:t>
-      </w:r>
-      <w:proofErr w:type="gramEnd"/>
-      <w:r>
-        <w:rPr>
-          <w:rFonts w:hint="eastAsia"/>
-        </w:rPr>
-        <w:t>1];</w:t>
-      </w:r>
-    </w:p>
-    <w:p>
-      <w:pPr>
-        <w:ind w:left="0"/>
-      </w:pPr>
-      <w:r>
-        <w:rPr>
-          <w:rFonts w:hint="eastAsia"/>
-        </w:rPr>
-        <w:t>}</w:t>
-      </w:r>
-      <w:r>
-        <w:rPr>
-          <w:rFonts w:hint="eastAsia"/>
-        </w:rPr>
-        <w:t>;</w:t>
-      </w:r>
-    </w:p>
-    <w:p>
-      <w:pPr>
         <w:ind w:left="0"/>
       </w:pPr>
       <w:r>
@@ -4306,28 +4066,30 @@
         </w:rPr>
         <w:t>其中</w:t>
       </w:r>
-      <w:proofErr w:type="spellStart"/>
-      <w:r>
-        <w:rPr>
-          <w:rFonts w:hint="eastAsia"/>
-        </w:rPr>
-        <w:t>lobPieces</w:t>
-      </w:r>
-      <w:proofErr w:type="spellEnd"/>
+      <w:r>
+        <w:rPr>
+          <w:rFonts w:hint="eastAsia"/>
+        </w:rPr>
+        <w:t>sections</w:t>
+      </w:r>
       <w:r>
         <w:rPr>
           <w:rFonts w:hint="eastAsia"/>
         </w:rPr>
         <w:t>按</w:t>
       </w:r>
-      <w:proofErr w:type="spellStart"/>
-      <w:r>
-        <w:rPr>
-          <w:rFonts w:hint="eastAsia"/>
-        </w:rPr>
-        <w:t>startPiece</w:t>
-      </w:r>
-      <w:proofErr w:type="spellEnd"/>
+      <w:r>
+        <w:rPr>
+          <w:rFonts w:hint="eastAsia"/>
+        </w:rPr>
+        <w:t>first</w:t>
+      </w:r>
+      <w:r>
+        <w:rPr>
+          <w:rFonts w:hint="eastAsia"/>
+        </w:rPr>
+        <w:t>字段</w:t>
+      </w:r>
       <w:r>
         <w:rPr>
           <w:rFonts w:hint="eastAsia"/>
@@ -4380,14 +4142,12 @@
         </w:rPr>
         <w:t>时</w:t>
       </w:r>
-      <w:proofErr w:type="spellStart"/>
       <w:r>
         <w:rPr>
           <w:rFonts w:hint="eastAsia"/>
         </w:rPr>
         <w:t>LobWindow</w:t>
       </w:r>
-      <w:proofErr w:type="spellEnd"/>
       <w:r>
         <w:rPr>
           <w:rFonts w:hint="eastAsia"/>
@@ -4411,14 +4171,12 @@
         </w:rPr>
         <w:t>数据并缓存到</w:t>
       </w:r>
-      <w:proofErr w:type="spellStart"/>
       <w:r>
         <w:rPr>
           <w:rFonts w:hint="eastAsia"/>
         </w:rPr>
         <w:t>LobWindow</w:t>
       </w:r>
-      <w:proofErr w:type="spellEnd"/>
       <w:r>
         <w:rPr>
           <w:rFonts w:hint="eastAsia"/>
@@ -4590,14 +4348,12 @@
         </w:rPr>
         <w:t>，没有</w:t>
       </w:r>
-      <w:proofErr w:type="spellStart"/>
       <w:r>
         <w:rPr>
           <w:rFonts w:hint="eastAsia"/>
         </w:rPr>
         <w:t>LobPageSize</w:t>
       </w:r>
-      <w:proofErr w:type="spellEnd"/>
       <w:r>
         <w:rPr>
           <w:rFonts w:hint="eastAsia"/>
@@ -4640,28 +4396,24 @@
         </w:rPr>
         <w:t>日志中增加</w:t>
       </w:r>
-      <w:proofErr w:type="spellStart"/>
       <w:r>
         <w:rPr>
           <w:rFonts w:hint="eastAsia"/>
         </w:rPr>
         <w:t>LobPageSize</w:t>
       </w:r>
-      <w:proofErr w:type="spellEnd"/>
       <w:r>
         <w:rPr>
           <w:rFonts w:hint="eastAsia"/>
         </w:rPr>
         <w:t>，方便</w:t>
       </w:r>
-      <w:proofErr w:type="spellStart"/>
       <w:r>
         <w:rPr>
           <w:rFonts w:hint="eastAsia"/>
         </w:rPr>
         <w:t>sdbreplay</w:t>
       </w:r>
-      <w:proofErr w:type="spellEnd"/>
       <w:r>
         <w:rPr>
           <w:rFonts w:hint="eastAsia"/>
@@ -4844,19 +4596,6 @@
         <w:rPr>
           <w:rFonts w:hint="eastAsia"/>
         </w:rPr>
-      </w:pPr>
-    </w:p>
-    <w:p>
-      <w:pPr>
-        <w:ind w:left="0"/>
-        <w:rPr>
-          <w:rFonts w:hint="eastAsia"/>
-        </w:rPr>
-      </w:pPr>
-    </w:p>
-    <w:p>
-      <w:pPr>
-        <w:ind w:left="0"/>
       </w:pPr>
     </w:p>
     <w:p>
@@ -4969,7 +4708,7 @@
           <v:shape id="_x0000_i1025" type="#_x0000_t75" style="width:307.65pt;height:628.85pt" o:ole="">
             <v:imagedata r:id="rId5" o:title=""/>
           </v:shape>
-          <o:OLEObject Type="Embed" ProgID="Visio.Drawing.11" ShapeID="_x0000_i1025" DrawAspect="Content" ObjectID="_1565507615" r:id="rId6"/>
+          <o:OLEObject Type="Embed" ProgID="Visio.Drawing.11" ShapeID="_x0000_i1025" DrawAspect="Content" ObjectID="_1569065949" r:id="rId6"/>
         </w:object>
       </w:r>
     </w:p>
@@ -5024,7 +4763,7 @@
           <v:shape id="_x0000_i1026" type="#_x0000_t75" style="width:371.2pt;height:376.85pt" o:ole="">
             <v:imagedata r:id="rId7" o:title=""/>
           </v:shape>
-          <o:OLEObject Type="Embed" ProgID="Visio.Drawing.11" ShapeID="_x0000_i1026" DrawAspect="Content" ObjectID="_1565507616" r:id="rId8"/>
+          <o:OLEObject Type="Embed" ProgID="Visio.Drawing.11" ShapeID="_x0000_i1026" DrawAspect="Content" ObjectID="_1569065950" r:id="rId8"/>
         </w:object>
       </w:r>
     </w:p>
@@ -5159,14 +4898,12 @@
         </w:rPr>
         <w:t>需要清空</w:t>
       </w:r>
-      <w:proofErr w:type="spellStart"/>
       <w:r>
         <w:rPr>
           <w:rFonts w:hint="eastAsia"/>
         </w:rPr>
         <w:t>LobWindow</w:t>
       </w:r>
-      <w:proofErr w:type="spellEnd"/>
       <w:r>
         <w:rPr>
           <w:rFonts w:hint="eastAsia"/>
@@ -5208,7 +4945,7 @@
           <v:shape id="_x0000_i1027" type="#_x0000_t75" style="width:419.85pt;height:608.75pt" o:ole="">
             <v:imagedata r:id="rId9" o:title=""/>
           </v:shape>
-          <o:OLEObject Type="Embed" ProgID="Visio.Drawing.11" ShapeID="_x0000_i1027" DrawAspect="Content" ObjectID="_1565507617" r:id="rId10"/>
+          <o:OLEObject Type="Embed" ProgID="Visio.Drawing.11" ShapeID="_x0000_i1027" DrawAspect="Content" ObjectID="_1569065951" r:id="rId10"/>
         </w:object>
       </w:r>
     </w:p>
@@ -5221,15 +4958,11 @@
       <w:pPr>
         <w:ind w:left="0"/>
       </w:pPr>
-    </w:p>
-    <w:p>
-      <w:pPr>
-        <w:ind w:left="0"/>
-      </w:pPr>
-      <w:r>
-        <w:rPr>
-          <w:rFonts w:hint="eastAsia"/>
-        </w:rPr>
+      <w:r>
+        <w:rPr>
+          <w:rFonts w:hint="eastAsia"/>
+        </w:rPr>
+        <w:lastRenderedPageBreak/>
         <w:t>4</w:t>
       </w:r>
       <w:r>
@@ -5308,15 +5041,24 @@
       <w:pPr>
         <w:ind w:left="0"/>
         <w:jc w:val="center"/>
+        <w:rPr>
+          <w:rFonts w:hint="eastAsia"/>
+        </w:rPr>
       </w:pPr>
       <w:r>
         <w:object w:dxaOrig="7537" w:dyaOrig="15759">
           <v:shape id="_x0000_i1028" type="#_x0000_t75" style="width:296.4pt;height:619.5pt" o:ole="">
             <v:imagedata r:id="rId11" o:title=""/>
           </v:shape>
-          <o:OLEObject Type="Embed" ProgID="Visio.Drawing.11" ShapeID="_x0000_i1028" DrawAspect="Content" ObjectID="_1565507618" r:id="rId12"/>
+          <o:OLEObject Type="Embed" ProgID="Visio.Drawing.11" ShapeID="_x0000_i1028" DrawAspect="Content" ObjectID="_1569065952" r:id="rId12"/>
         </w:object>
       </w:r>
+    </w:p>
+    <w:p>
+      <w:pPr>
+        <w:ind w:left="0"/>
+        <w:jc w:val="center"/>
+      </w:pPr>
     </w:p>
     <w:p>
       <w:pPr>
@@ -5470,7 +5212,7 @@
           <v:shape id="_x0000_i1029" type="#_x0000_t75" style="width:387.6pt;height:584.9pt" o:ole="">
             <v:imagedata r:id="rId13" o:title=""/>
           </v:shape>
-          <o:OLEObject Type="Embed" ProgID="Visio.Drawing.11" ShapeID="_x0000_i1029" DrawAspect="Content" ObjectID="_1565507619" r:id="rId14"/>
+          <o:OLEObject Type="Embed" ProgID="Visio.Drawing.11" ShapeID="_x0000_i1029" DrawAspect="Content" ObjectID="_1569065953" r:id="rId14"/>
         </w:object>
       </w:r>
     </w:p>
@@ -5570,7 +5312,7 @@
           <v:shape id="_x0000_i1030" type="#_x0000_t75" style="width:419.85pt;height:553.55pt" o:ole="">
             <v:imagedata r:id="rId15" o:title=""/>
           </v:shape>
-          <o:OLEObject Type="Embed" ProgID="Visio.Drawing.11" ShapeID="_x0000_i1030" DrawAspect="Content" ObjectID="_1565507620" r:id="rId16"/>
+          <o:OLEObject Type="Embed" ProgID="Visio.Drawing.11" ShapeID="_x0000_i1030" DrawAspect="Content" ObjectID="_1569065954" r:id="rId16"/>
         </w:object>
       </w:r>
     </w:p>
@@ -5638,7 +5380,6 @@
                 <w:szCs w:val="18"/>
               </w:rPr>
             </w:pPr>
-            <w:proofErr w:type="spellStart"/>
             <w:r>
               <w:rPr>
                 <w:rFonts w:hint="eastAsia"/>
@@ -5647,7 +5388,6 @@
               </w:rPr>
               <w:t>汇总信息</w:t>
             </w:r>
-            <w:proofErr w:type="spellEnd"/>
           </w:p>
         </w:tc>
       </w:tr>
@@ -5666,23 +5406,13 @@
                 <w:szCs w:val="18"/>
               </w:rPr>
             </w:pPr>
-            <w:proofErr w:type="spellStart"/>
             <w:r>
               <w:rPr>
                 <w:rFonts w:hint="eastAsia"/>
                 <w:sz w:val="18"/>
                 <w:szCs w:val="18"/>
               </w:rPr>
-              <w:t>总工作量（KLOC</w:t>
-            </w:r>
-            <w:proofErr w:type="spellEnd"/>
-            <w:r>
-              <w:rPr>
-                <w:rFonts w:hint="eastAsia"/>
-                <w:sz w:val="18"/>
-                <w:szCs w:val="18"/>
-              </w:rPr>
-              <w:t>）</w:t>
+              <w:t>总工作量（KLOC）</w:t>
             </w:r>
           </w:p>
         </w:tc>
@@ -5731,23 +5461,13 @@
                 <w:szCs w:val="18"/>
               </w:rPr>
             </w:pPr>
-            <w:proofErr w:type="spellStart"/>
             <w:r>
               <w:rPr>
                 <w:rFonts w:hint="eastAsia"/>
                 <w:sz w:val="18"/>
                 <w:szCs w:val="18"/>
               </w:rPr>
-              <w:t>开发周期（人天</w:t>
-            </w:r>
-            <w:proofErr w:type="spellEnd"/>
-            <w:r>
-              <w:rPr>
-                <w:rFonts w:hint="eastAsia"/>
-                <w:sz w:val="18"/>
-                <w:szCs w:val="18"/>
-              </w:rPr>
-              <w:t>）</w:t>
+              <w:t>开发周期（人天）</w:t>
             </w:r>
           </w:p>
         </w:tc>
@@ -5770,7 +5490,7 @@
                 <w:sz w:val="18"/>
                 <w:szCs w:val="18"/>
               </w:rPr>
-              <w:t>20</w:t>
+              <w:t>30</w:t>
             </w:r>
           </w:p>
         </w:tc>
@@ -5790,7 +5510,6 @@
                 <w:szCs w:val="18"/>
               </w:rPr>
             </w:pPr>
-            <w:proofErr w:type="spellStart"/>
             <w:r>
               <w:rPr>
                 <w:rFonts w:hint="eastAsia"/>
@@ -5799,7 +5518,6 @@
               </w:rPr>
               <w:t>开始时间</w:t>
             </w:r>
-            <w:proofErr w:type="spellEnd"/>
           </w:p>
         </w:tc>
         <w:tc>
@@ -5839,7 +5557,6 @@
                 <w:szCs w:val="18"/>
               </w:rPr>
             </w:pPr>
-            <w:proofErr w:type="spellStart"/>
             <w:r>
               <w:rPr>
                 <w:rFonts w:hint="eastAsia"/>
@@ -5848,7 +5565,6 @@
               </w:rPr>
               <w:t>结束时间</w:t>
             </w:r>
-            <w:proofErr w:type="spellEnd"/>
           </w:p>
         </w:tc>
         <w:tc>
@@ -5870,7 +5586,23 @@
                 <w:sz w:val="18"/>
                 <w:szCs w:val="18"/>
               </w:rPr>
-              <w:t>2017-09-23</w:t>
+              <w:t>2017-10</w:t>
+            </w:r>
+            <w:r>
+              <w:rPr>
+                <w:rFonts w:eastAsiaTheme="minorEastAsia" w:hint="eastAsia"/>
+                <w:sz w:val="18"/>
+                <w:szCs w:val="18"/>
+              </w:rPr>
+              <w:t>-</w:t>
+            </w:r>
+            <w:r>
+              <w:rPr>
+                <w:rFonts w:eastAsiaTheme="minorEastAsia" w:hint="eastAsia"/>
+                <w:sz w:val="18"/>
+                <w:szCs w:val="18"/>
+              </w:rPr>
+              <w:t>21</w:t>
             </w:r>
           </w:p>
         </w:tc>
@@ -5891,7 +5623,6 @@
                 <w:szCs w:val="18"/>
               </w:rPr>
             </w:pPr>
-            <w:proofErr w:type="spellStart"/>
             <w:r>
               <w:rPr>
                 <w:rFonts w:hint="eastAsia"/>
@@ -5900,7 +5631,6 @@
               </w:rPr>
               <w:t>周计划</w:t>
             </w:r>
-            <w:proofErr w:type="spellEnd"/>
           </w:p>
         </w:tc>
       </w:tr>
@@ -5919,23 +5649,13 @@
                 <w:szCs w:val="18"/>
               </w:rPr>
             </w:pPr>
-            <w:proofErr w:type="spellStart"/>
             <w:r>
               <w:rPr>
                 <w:rFonts w:hint="eastAsia"/>
                 <w:sz w:val="18"/>
                 <w:szCs w:val="18"/>
               </w:rPr>
-              <w:t>时间（第X周</w:t>
-            </w:r>
-            <w:proofErr w:type="spellEnd"/>
-            <w:r>
-              <w:rPr>
-                <w:rFonts w:hint="eastAsia"/>
-                <w:sz w:val="18"/>
-                <w:szCs w:val="18"/>
-              </w:rPr>
-              <w:t>）</w:t>
+              <w:t>时间（第X周）</w:t>
             </w:r>
           </w:p>
         </w:tc>
@@ -5954,7 +5674,6 @@
                 <w:szCs w:val="18"/>
               </w:rPr>
             </w:pPr>
-            <w:proofErr w:type="spellStart"/>
             <w:r>
               <w:rPr>
                 <w:rFonts w:hint="eastAsia"/>
@@ -5963,7 +5682,6 @@
               </w:rPr>
               <w:t>计划</w:t>
             </w:r>
-            <w:proofErr w:type="spellEnd"/>
           </w:p>
         </w:tc>
         <w:tc>
@@ -5981,7 +5699,6 @@
                 <w:szCs w:val="18"/>
               </w:rPr>
             </w:pPr>
-            <w:proofErr w:type="spellStart"/>
             <w:r>
               <w:rPr>
                 <w:rFonts w:hint="eastAsia"/>
@@ -5990,7 +5707,6 @@
               </w:rPr>
               <w:t>完成情况</w:t>
             </w:r>
-            <w:proofErr w:type="spellEnd"/>
           </w:p>
         </w:tc>
       </w:tr>
@@ -6007,7 +5723,6 @@
                 <w:szCs w:val="18"/>
               </w:rPr>
             </w:pPr>
-            <w:proofErr w:type="spellStart"/>
             <w:r>
               <w:rPr>
                 <w:rFonts w:hint="eastAsia"/>
@@ -6016,7 +5731,6 @@
               </w:rPr>
               <w:t>第一周</w:t>
             </w:r>
-            <w:proofErr w:type="spellEnd"/>
           </w:p>
         </w:tc>
         <w:tc>
@@ -6108,7 +5822,6 @@
                 <w:szCs w:val="18"/>
               </w:rPr>
             </w:pPr>
-            <w:proofErr w:type="spellStart"/>
             <w:r>
               <w:rPr>
                 <w:rFonts w:hint="eastAsia"/>
@@ -6117,7 +5830,6 @@
               </w:rPr>
               <w:t>第二周</w:t>
             </w:r>
-            <w:proofErr w:type="spellEnd"/>
           </w:p>
         </w:tc>
         <w:tc>
@@ -6249,7 +5961,6 @@
                 <w:szCs w:val="18"/>
               </w:rPr>
             </w:pPr>
-            <w:proofErr w:type="spellStart"/>
             <w:r>
               <w:rPr>
                 <w:rFonts w:hint="eastAsia"/>
@@ -6258,7 +5969,6 @@
               </w:rPr>
               <w:t>第三周</w:t>
             </w:r>
-            <w:proofErr w:type="spellEnd"/>
           </w:p>
         </w:tc>
         <w:tc>
@@ -7464,7 +7174,7 @@
                 <w:sz w:val="21"/>
                 <w:szCs w:val="21"/>
               </w:rPr>
-              <w:t>排它模式读取LOB</w:t>
+              <w:t>共享模式读取LOB</w:t>
             </w:r>
           </w:p>
         </w:tc>
@@ -7491,28 +7201,7 @@
                 <w:rFonts w:eastAsiaTheme="minorEastAsia" w:hint="eastAsia"/>
                 <w:szCs w:val="21"/>
               </w:rPr>
-              <w:t>1</w:t>
-            </w:r>
-            <w:r>
-              <w:rPr>
-                <w:rFonts w:eastAsiaTheme="minorEastAsia" w:hint="eastAsia"/>
-                <w:szCs w:val="21"/>
-              </w:rPr>
-              <w:t>、打开</w:t>
-            </w:r>
-            <w:r>
-              <w:rPr>
-                <w:rFonts w:eastAsiaTheme="minorEastAsia" w:hint="eastAsia"/>
-                <w:szCs w:val="21"/>
-              </w:rPr>
-              <w:t>LOB</w:t>
-            </w:r>
-            <w:r>
-              <w:rPr>
-                <w:rFonts w:eastAsiaTheme="minorEastAsia" w:hint="eastAsia"/>
-                <w:szCs w:val="21"/>
-              </w:rPr>
-              <w:t>对象；</w:t>
+              <w:t>多个连接多线程同时：</w:t>
             </w:r>
           </w:p>
           <w:p>
@@ -7528,14 +7217,14 @@
                 <w:rFonts w:eastAsiaTheme="minorEastAsia" w:hint="eastAsia"/>
                 <w:szCs w:val="21"/>
               </w:rPr>
-              <w:t>2</w:t>
+              <w:t>1</w:t>
             </w:r>
             <w:r>
               <w:rPr>
                 <w:rFonts w:eastAsiaTheme="minorEastAsia" w:hint="eastAsia"/>
                 <w:szCs w:val="21"/>
               </w:rPr>
-              <w:t>、读取</w:t>
+              <w:t>、打开</w:t>
             </w:r>
             <w:r>
               <w:rPr>
@@ -7549,7 +7238,7 @@
                 <w:rFonts w:eastAsiaTheme="minorEastAsia" w:hint="eastAsia"/>
                 <w:szCs w:val="21"/>
               </w:rPr>
-              <w:t>数据；</w:t>
+              <w:t>对象；</w:t>
             </w:r>
           </w:p>
           <w:p>
@@ -7565,14 +7254,14 @@
                 <w:rFonts w:eastAsiaTheme="minorEastAsia" w:hint="eastAsia"/>
                 <w:szCs w:val="21"/>
               </w:rPr>
-              <w:t>3</w:t>
+              <w:t>2</w:t>
             </w:r>
             <w:r>
               <w:rPr>
                 <w:rFonts w:eastAsiaTheme="minorEastAsia" w:hint="eastAsia"/>
                 <w:szCs w:val="21"/>
               </w:rPr>
-              <w:t>、关闭</w:t>
+              <w:t>、读取</w:t>
             </w:r>
             <w:r>
               <w:rPr>
@@ -7586,14 +7275,43 @@
                 <w:rFonts w:eastAsiaTheme="minorEastAsia" w:hint="eastAsia"/>
                 <w:szCs w:val="21"/>
               </w:rPr>
-              <w:t>对象</w:t>
-            </w:r>
+              <w:t>数据；</w:t>
+            </w:r>
+          </w:p>
+          <w:p>
+            <w:pPr>
+              <w:ind w:left="0"/>
+              <w:rPr>
+                <w:szCs w:val="21"/>
+              </w:rPr>
+            </w:pPr>
             <w:r>
               <w:rPr>
                 <w:rFonts w:eastAsiaTheme="minorEastAsia" w:hint="eastAsia"/>
                 <w:szCs w:val="21"/>
               </w:rPr>
-              <w:t>。</w:t>
+              <w:t>3</w:t>
+            </w:r>
+            <w:r>
+              <w:rPr>
+                <w:rFonts w:eastAsiaTheme="minorEastAsia" w:hint="eastAsia"/>
+                <w:szCs w:val="21"/>
+              </w:rPr>
+              <w:t>、关闭</w:t>
+            </w:r>
+            <w:r>
+              <w:rPr>
+                <w:rFonts w:eastAsiaTheme="minorEastAsia" w:hint="eastAsia"/>
+                <w:szCs w:val="21"/>
+              </w:rPr>
+              <w:t>LOB</w:t>
+            </w:r>
+            <w:r>
+              <w:rPr>
+                <w:rFonts w:eastAsiaTheme="minorEastAsia" w:hint="eastAsia"/>
+                <w:szCs w:val="21"/>
+              </w:rPr>
+              <w:t>对象。</w:t>
             </w:r>
           </w:p>
         </w:tc>
@@ -7611,7 +7329,6 @@
             <w:pPr>
               <w:ind w:left="0"/>
               <w:rPr>
-                <w:rFonts w:eastAsiaTheme="minorEastAsia"/>
                 <w:szCs w:val="21"/>
               </w:rPr>
             </w:pPr>
@@ -7627,251 +7344,14 @@
                 <w:rFonts w:eastAsiaTheme="minorEastAsia" w:hint="eastAsia"/>
                 <w:szCs w:val="21"/>
               </w:rPr>
-              <w:t>数据读取过程中不可以</w:t>
+              <w:t>数据读取过程中不可以被其它会话以其它模式</w:t>
             </w:r>
             <w:r>
               <w:rPr>
                 <w:rFonts w:eastAsiaTheme="minorEastAsia" w:hint="eastAsia"/>
                 <w:szCs w:val="21"/>
               </w:rPr>
-              <w:t>被其它会话打开</w:t>
-            </w:r>
-            <w:r>
-              <w:rPr>
-                <w:rFonts w:eastAsiaTheme="minorEastAsia" w:hint="eastAsia"/>
-                <w:szCs w:val="21"/>
-              </w:rPr>
-              <w:t>，不可删除。</w:t>
-            </w:r>
-          </w:p>
-        </w:tc>
-      </w:tr>
-      <w:tr>
-        <w:tc>
-          <w:tcPr>
-            <w:tcW w:w="959" w:type="dxa"/>
-            <w:tcBorders>
-              <w:top w:val="single" w:sz="4" w:space="0" w:color="000000" w:themeColor="text1"/>
-              <w:left w:val="single" w:sz="4" w:space="0" w:color="000000" w:themeColor="text1"/>
-              <w:bottom w:val="single" w:sz="4" w:space="0" w:color="000000" w:themeColor="text1"/>
-              <w:right w:val="single" w:sz="4" w:space="0" w:color="000000" w:themeColor="text1"/>
-            </w:tcBorders>
-          </w:tcPr>
-          <w:p>
-            <w:pPr>
-              <w:ind w:left="0"/>
-              <w:rPr>
-                <w:rFonts w:eastAsiaTheme="minorEastAsia"/>
-                <w:szCs w:val="21"/>
-              </w:rPr>
-            </w:pPr>
-            <w:r>
-              <w:rPr>
-                <w:rFonts w:eastAsiaTheme="minorEastAsia" w:hint="eastAsia"/>
-                <w:szCs w:val="21"/>
-              </w:rPr>
-              <w:t>4</w:t>
-            </w:r>
-          </w:p>
-        </w:tc>
-        <w:tc>
-          <w:tcPr>
-            <w:tcW w:w="2126" w:type="dxa"/>
-            <w:tcBorders>
-              <w:top w:val="single" w:sz="4" w:space="0" w:color="000000" w:themeColor="text1"/>
-              <w:left w:val="single" w:sz="4" w:space="0" w:color="000000" w:themeColor="text1"/>
-              <w:bottom w:val="single" w:sz="4" w:space="0" w:color="000000" w:themeColor="text1"/>
-              <w:right w:val="single" w:sz="4" w:space="0" w:color="000000" w:themeColor="text1"/>
-            </w:tcBorders>
-          </w:tcPr>
-          <w:p>
-            <w:pPr>
-              <w:pStyle w:val="HTMLPreformatted"/>
-              <w:rPr>
-                <w:rFonts w:eastAsiaTheme="minorEastAsia"/>
-                <w:sz w:val="21"/>
-                <w:szCs w:val="21"/>
-              </w:rPr>
-            </w:pPr>
-            <w:r>
-              <w:rPr>
-                <w:rFonts w:eastAsiaTheme="minorEastAsia" w:hint="eastAsia"/>
-                <w:sz w:val="21"/>
-                <w:szCs w:val="21"/>
-              </w:rPr>
-              <w:t>共享模式读取LOB</w:t>
-            </w:r>
-          </w:p>
-        </w:tc>
-        <w:tc>
-          <w:tcPr>
-            <w:tcW w:w="3260" w:type="dxa"/>
-            <w:tcBorders>
-              <w:top w:val="single" w:sz="4" w:space="0" w:color="000000" w:themeColor="text1"/>
-              <w:left w:val="single" w:sz="4" w:space="0" w:color="000000" w:themeColor="text1"/>
-              <w:bottom w:val="single" w:sz="4" w:space="0" w:color="000000" w:themeColor="text1"/>
-              <w:right w:val="single" w:sz="4" w:space="0" w:color="000000" w:themeColor="text1"/>
-            </w:tcBorders>
-          </w:tcPr>
-          <w:p>
-            <w:pPr>
-              <w:ind w:left="0"/>
-              <w:rPr>
-                <w:rFonts w:eastAsiaTheme="minorEastAsia"/>
-                <w:szCs w:val="21"/>
-              </w:rPr>
-            </w:pPr>
-            <w:r>
-              <w:rPr>
-                <w:rFonts w:eastAsiaTheme="minorEastAsia" w:hint="eastAsia"/>
-                <w:szCs w:val="21"/>
-              </w:rPr>
-              <w:t>多个连接多线程同时：</w:t>
-            </w:r>
-          </w:p>
-          <w:p>
-            <w:pPr>
-              <w:ind w:left="0"/>
-              <w:rPr>
-                <w:rFonts w:eastAsiaTheme="minorEastAsia"/>
-                <w:szCs w:val="21"/>
-              </w:rPr>
-            </w:pPr>
-            <w:r>
-              <w:rPr>
-                <w:rFonts w:eastAsiaTheme="minorEastAsia" w:hint="eastAsia"/>
-                <w:szCs w:val="21"/>
-              </w:rPr>
-              <w:t>1</w:t>
-            </w:r>
-            <w:r>
-              <w:rPr>
-                <w:rFonts w:eastAsiaTheme="minorEastAsia" w:hint="eastAsia"/>
-                <w:szCs w:val="21"/>
-              </w:rPr>
-              <w:t>、打开</w:t>
-            </w:r>
-            <w:r>
-              <w:rPr>
-                <w:rFonts w:eastAsiaTheme="minorEastAsia" w:hint="eastAsia"/>
-                <w:szCs w:val="21"/>
-              </w:rPr>
-              <w:t>LOB</w:t>
-            </w:r>
-            <w:r>
-              <w:rPr>
-                <w:rFonts w:eastAsiaTheme="minorEastAsia" w:hint="eastAsia"/>
-                <w:szCs w:val="21"/>
-              </w:rPr>
-              <w:t>对象；</w:t>
-            </w:r>
-          </w:p>
-          <w:p>
-            <w:pPr>
-              <w:ind w:left="0"/>
-              <w:rPr>
-                <w:rFonts w:eastAsiaTheme="minorEastAsia"/>
-                <w:szCs w:val="21"/>
-              </w:rPr>
-            </w:pPr>
-            <w:r>
-              <w:rPr>
-                <w:rFonts w:eastAsiaTheme="minorEastAsia" w:hint="eastAsia"/>
-                <w:szCs w:val="21"/>
-              </w:rPr>
-              <w:t>2</w:t>
-            </w:r>
-            <w:r>
-              <w:rPr>
-                <w:rFonts w:eastAsiaTheme="minorEastAsia" w:hint="eastAsia"/>
-                <w:szCs w:val="21"/>
-              </w:rPr>
-              <w:t>、读取</w:t>
-            </w:r>
-            <w:r>
-              <w:rPr>
-                <w:rFonts w:eastAsiaTheme="minorEastAsia" w:hint="eastAsia"/>
-                <w:szCs w:val="21"/>
-              </w:rPr>
-              <w:t>LOB</w:t>
-            </w:r>
-            <w:r>
-              <w:rPr>
-                <w:rFonts w:eastAsiaTheme="minorEastAsia" w:hint="eastAsia"/>
-                <w:szCs w:val="21"/>
-              </w:rPr>
-              <w:t>数据；</w:t>
-            </w:r>
-          </w:p>
-          <w:p>
-            <w:pPr>
-              <w:ind w:left="0"/>
-              <w:rPr>
-                <w:szCs w:val="21"/>
-              </w:rPr>
-            </w:pPr>
-            <w:r>
-              <w:rPr>
-                <w:rFonts w:eastAsiaTheme="minorEastAsia" w:hint="eastAsia"/>
-                <w:szCs w:val="21"/>
-              </w:rPr>
-              <w:lastRenderedPageBreak/>
-              <w:t>3</w:t>
-            </w:r>
-            <w:r>
-              <w:rPr>
-                <w:rFonts w:eastAsiaTheme="minorEastAsia" w:hint="eastAsia"/>
-                <w:szCs w:val="21"/>
-              </w:rPr>
-              <w:t>、关闭</w:t>
-            </w:r>
-            <w:r>
-              <w:rPr>
-                <w:rFonts w:eastAsiaTheme="minorEastAsia" w:hint="eastAsia"/>
-                <w:szCs w:val="21"/>
-              </w:rPr>
-              <w:t>LOB</w:t>
-            </w:r>
-            <w:r>
-              <w:rPr>
-                <w:rFonts w:eastAsiaTheme="minorEastAsia" w:hint="eastAsia"/>
-                <w:szCs w:val="21"/>
-              </w:rPr>
-              <w:t>对象。</w:t>
-            </w:r>
-          </w:p>
-        </w:tc>
-        <w:tc>
-          <w:tcPr>
-            <w:tcW w:w="2589" w:type="dxa"/>
-            <w:tcBorders>
-              <w:top w:val="single" w:sz="4" w:space="0" w:color="000000" w:themeColor="text1"/>
-              <w:left w:val="single" w:sz="4" w:space="0" w:color="000000" w:themeColor="text1"/>
-              <w:bottom w:val="single" w:sz="4" w:space="0" w:color="000000" w:themeColor="text1"/>
-              <w:right w:val="single" w:sz="4" w:space="0" w:color="000000" w:themeColor="text1"/>
-            </w:tcBorders>
-          </w:tcPr>
-          <w:p>
-            <w:pPr>
-              <w:ind w:left="0"/>
-              <w:rPr>
-                <w:szCs w:val="21"/>
-              </w:rPr>
-            </w:pPr>
-            <w:r>
-              <w:rPr>
-                <w:rFonts w:eastAsiaTheme="minorEastAsia" w:hint="eastAsia"/>
-                <w:szCs w:val="21"/>
-              </w:rPr>
-              <w:lastRenderedPageBreak/>
-              <w:t>LOB</w:t>
-            </w:r>
-            <w:r>
-              <w:rPr>
-                <w:rFonts w:eastAsiaTheme="minorEastAsia" w:hint="eastAsia"/>
-                <w:szCs w:val="21"/>
-              </w:rPr>
-              <w:t>数据读取过程中不可以被其它会话以读打开，不可删除。</w:t>
+              <w:t>打开，不可删除。</w:t>
             </w:r>
           </w:p>
         </w:tc>
@@ -7887,6 +7367,7 @@
         <w:pStyle w:val="Heading2"/>
       </w:pPr>
       <w:r>
+        <w:lastRenderedPageBreak/>
         <w:t>Checklist</w:t>
       </w:r>
     </w:p>

--- a/internal_doc/03.开发设计/lob/Story-LobRandomWrite.docx
+++ b/internal_doc/03.开发设计/lob/Story-LobRandomWrite.docx
@@ -1801,6 +1801,7 @@
         </w:rPr>
         <w:t>对象，也就是共享写操作退回到排它写操作。</w:t>
       </w:r>
+      <w:commentRangeStart w:id="0"/>
       <w:r>
         <w:rPr>
           <w:rFonts w:hint="eastAsia"/>
@@ -1835,7 +1836,20 @@
         <w:rPr>
           <w:rFonts w:hint="eastAsia"/>
         </w:rPr>
-        <w:t>对象。</w:t>
+        <w:t>对象</w:t>
+      </w:r>
+      <w:commentRangeEnd w:id="0"/>
+      <w:r>
+        <w:rPr>
+          <w:rStyle w:val="CommentReference"/>
+        </w:rPr>
+        <w:commentReference w:id="0"/>
+      </w:r>
+      <w:r>
+        <w:rPr>
+          <w:rFonts w:hint="eastAsia"/>
+        </w:rPr>
+        <w:t>。</w:t>
       </w:r>
     </w:p>
     <w:p>
@@ -2920,9 +2934,6 @@
     <w:p>
       <w:pPr>
         <w:ind w:left="0"/>
-        <w:rPr>
-          <w:rFonts w:hint="eastAsia"/>
-        </w:rPr>
       </w:pPr>
       <w:r>
         <w:rPr>
@@ -2934,17 +2945,11 @@
     <w:p>
       <w:pPr>
         <w:ind w:left="0"/>
-        <w:rPr>
-          <w:rFonts w:hint="eastAsia"/>
-        </w:rPr>
-      </w:pPr>
-    </w:p>
-    <w:p>
-      <w:pPr>
-        <w:ind w:left="0"/>
-        <w:rPr>
-          <w:rFonts w:hint="eastAsia"/>
-        </w:rPr>
+      </w:pPr>
+    </w:p>
+    <w:p>
+      <w:pPr>
+        <w:ind w:left="0"/>
       </w:pPr>
       <w:r>
         <w:rPr>
@@ -2956,9 +2961,6 @@
     <w:p>
       <w:pPr>
         <w:ind w:left="0"/>
-        <w:rPr>
-          <w:rFonts w:hint="eastAsia"/>
-        </w:rPr>
       </w:pPr>
       <w:r>
         <w:rPr>
@@ -2970,9 +2972,6 @@
     <w:p>
       <w:pPr>
         <w:ind w:left="0"/>
-        <w:rPr>
-          <w:rFonts w:hint="eastAsia"/>
-        </w:rPr>
       </w:pPr>
       <w:r>
         <w:rPr>
@@ -4593,9 +4592,6 @@
     <w:p>
       <w:pPr>
         <w:ind w:left="0"/>
-        <w:rPr>
-          <w:rFonts w:hint="eastAsia"/>
-        </w:rPr>
       </w:pPr>
     </w:p>
     <w:p>
@@ -4706,9 +4702,9 @@
             <o:lock v:ext="edit" aspectratio="t"/>
           </v:shapetype>
           <v:shape id="_x0000_i1025" type="#_x0000_t75" style="width:307.65pt;height:628.85pt" o:ole="">
-            <v:imagedata r:id="rId5" o:title=""/>
+            <v:imagedata r:id="rId6" o:title=""/>
           </v:shape>
-          <o:OLEObject Type="Embed" ProgID="Visio.Drawing.11" ShapeID="_x0000_i1025" DrawAspect="Content" ObjectID="_1569065949" r:id="rId6"/>
+          <o:OLEObject Type="Embed" ProgID="Visio.Drawing.11" ShapeID="_x0000_i1025" DrawAspect="Content" ObjectID="_1569244883" r:id="rId7"/>
         </w:object>
       </w:r>
     </w:p>
@@ -4761,9 +4757,9 @@
       <w:r>
         <w:object w:dxaOrig="7426" w:dyaOrig="7538">
           <v:shape id="_x0000_i1026" type="#_x0000_t75" style="width:371.2pt;height:376.85pt" o:ole="">
-            <v:imagedata r:id="rId7" o:title=""/>
+            <v:imagedata r:id="rId8" o:title=""/>
           </v:shape>
-          <o:OLEObject Type="Embed" ProgID="Visio.Drawing.11" ShapeID="_x0000_i1026" DrawAspect="Content" ObjectID="_1569065950" r:id="rId8"/>
+          <o:OLEObject Type="Embed" ProgID="Visio.Drawing.11" ShapeID="_x0000_i1026" DrawAspect="Content" ObjectID="_1569244884" r:id="rId9"/>
         </w:object>
       </w:r>
     </w:p>
@@ -4943,9 +4939,9 @@
       <w:r>
         <w:object w:dxaOrig="9693" w:dyaOrig="14059">
           <v:shape id="_x0000_i1027" type="#_x0000_t75" style="width:419.85pt;height:608.75pt" o:ole="">
-            <v:imagedata r:id="rId9" o:title=""/>
+            <v:imagedata r:id="rId10" o:title=""/>
           </v:shape>
-          <o:OLEObject Type="Embed" ProgID="Visio.Drawing.11" ShapeID="_x0000_i1027" DrawAspect="Content" ObjectID="_1569065951" r:id="rId10"/>
+          <o:OLEObject Type="Embed" ProgID="Visio.Drawing.11" ShapeID="_x0000_i1027" DrawAspect="Content" ObjectID="_1569244885" r:id="rId11"/>
         </w:object>
       </w:r>
     </w:p>
@@ -5041,16 +5037,13 @@
       <w:pPr>
         <w:ind w:left="0"/>
         <w:jc w:val="center"/>
-        <w:rPr>
-          <w:rFonts w:hint="eastAsia"/>
-        </w:rPr>
       </w:pPr>
       <w:r>
         <w:object w:dxaOrig="7537" w:dyaOrig="15759">
           <v:shape id="_x0000_i1028" type="#_x0000_t75" style="width:296.4pt;height:619.5pt" o:ole="">
-            <v:imagedata r:id="rId11" o:title=""/>
+            <v:imagedata r:id="rId12" o:title=""/>
           </v:shape>
-          <o:OLEObject Type="Embed" ProgID="Visio.Drawing.11" ShapeID="_x0000_i1028" DrawAspect="Content" ObjectID="_1569065952" r:id="rId12"/>
+          <o:OLEObject Type="Embed" ProgID="Visio.Drawing.11" ShapeID="_x0000_i1028" DrawAspect="Content" ObjectID="_1569244886" r:id="rId13"/>
         </w:object>
       </w:r>
     </w:p>
@@ -5210,9 +5203,9 @@
       <w:r>
         <w:object w:dxaOrig="9693" w:dyaOrig="14625">
           <v:shape id="_x0000_i1029" type="#_x0000_t75" style="width:387.6pt;height:584.9pt" o:ole="">
-            <v:imagedata r:id="rId13" o:title=""/>
+            <v:imagedata r:id="rId14" o:title=""/>
           </v:shape>
-          <o:OLEObject Type="Embed" ProgID="Visio.Drawing.11" ShapeID="_x0000_i1029" DrawAspect="Content" ObjectID="_1569065953" r:id="rId14"/>
+          <o:OLEObject Type="Embed" ProgID="Visio.Drawing.11" ShapeID="_x0000_i1029" DrawAspect="Content" ObjectID="_1569244887" r:id="rId15"/>
         </w:object>
       </w:r>
     </w:p>
@@ -5310,9 +5303,9 @@
       <w:r>
         <w:object w:dxaOrig="9693" w:dyaOrig="12783">
           <v:shape id="_x0000_i1030" type="#_x0000_t75" style="width:419.85pt;height:553.55pt" o:ole="">
-            <v:imagedata r:id="rId15" o:title=""/>
+            <v:imagedata r:id="rId16" o:title=""/>
           </v:shape>
-          <o:OLEObject Type="Embed" ProgID="Visio.Drawing.11" ShapeID="_x0000_i1030" DrawAspect="Content" ObjectID="_1569065954" r:id="rId16"/>
+          <o:OLEObject Type="Embed" ProgID="Visio.Drawing.11" ShapeID="_x0000_i1030" DrawAspect="Content" ObjectID="_1569244888" r:id="rId17"/>
         </w:object>
       </w:r>
     </w:p>
@@ -7916,6 +7909,48 @@
     </w:sectPr>
   </w:body>
 </w:document>
+</file>
+
+<file path=word/comments.xml><?xml version="1.0" encoding="utf-8"?>
+<w:comments xmlns:ve="http://schemas.openxmlformats.org/markup-compatibility/2006" xmlns:o="urn:schemas-microsoft-com:office:office" xmlns:r="http://schemas.openxmlformats.org/officeDocument/2006/relationships" xmlns:m="http://schemas.openxmlformats.org/officeDocument/2006/math" xmlns:v="urn:schemas-microsoft-com:vml" xmlns:wp="http://schemas.openxmlformats.org/drawingml/2006/wordprocessingDrawing" xmlns:w10="urn:schemas-microsoft-com:office:word" xmlns:w="http://schemas.openxmlformats.org/wordprocessingml/2006/main" xmlns:wne="http://schemas.microsoft.com/office/word/2006/wordml">
+  <w:comment w:id="0" w:author="liweichao" w:date="2017-10-11T16:35:00Z" w:initials="l">
+    <w:p>
+      <w:pPr>
+        <w:pStyle w:val="CommentText"/>
+      </w:pPr>
+      <w:r>
+        <w:rPr>
+          <w:rStyle w:val="CommentReference"/>
+        </w:rPr>
+        <w:annotationRef/>
+      </w:r>
+      <w:r>
+        <w:rPr>
+          <w:rFonts w:hint="eastAsia"/>
+        </w:rPr>
+        <w:t>从</w:t>
+      </w:r>
+      <w:r>
+        <w:rPr>
+          <w:rFonts w:hint="eastAsia"/>
+        </w:rPr>
+        <w:t>offset</w:t>
+      </w:r>
+      <w:r>
+        <w:rPr>
+          <w:rFonts w:hint="eastAsia"/>
+        </w:rPr>
+        <w:t>位置开始加锁</w:t>
+      </w:r>
+      <w:r>
+        <w:rPr>
+          <w:rFonts w:hint="eastAsia"/>
+        </w:rPr>
+        <w:t>到最后</w:t>
+      </w:r>
+    </w:p>
+  </w:comment>
+</w:comments>
 </file>
 
 <file path=word/numbering.xml><?xml version="1.0" encoding="utf-8"?>

--- a/internal_doc/03.开发设计/lob/Story-LobRandomWrite.docx
+++ b/internal_doc/03.开发设计/lob/Story-LobRandomWrite.docx
@@ -124,9 +124,11 @@
               </w:rPr>
               <w:t xml:space="preserve"> </w:t>
             </w:r>
+            <w:proofErr w:type="spellStart"/>
             <w:r>
               <w:t>Weichao</w:t>
             </w:r>
+            <w:proofErr w:type="spellEnd"/>
           </w:p>
         </w:tc>
         <w:tc>
@@ -175,8 +177,16 @@
               <w:rPr>
                 <w:rFonts w:eastAsiaTheme="minorEastAsia" w:hint="eastAsia"/>
               </w:rPr>
-              <w:t>2017-8-25 Li Weichao</w:t>
-            </w:r>
+              <w:t xml:space="preserve">2017-8-25 Li </w:t>
+            </w:r>
+            <w:proofErr w:type="spellStart"/>
+            <w:r>
+              <w:rPr>
+                <w:rFonts w:eastAsiaTheme="minorEastAsia" w:hint="eastAsia"/>
+              </w:rPr>
+              <w:t>Weichao</w:t>
+            </w:r>
+            <w:proofErr w:type="spellEnd"/>
           </w:p>
         </w:tc>
         <w:tc>
@@ -613,7 +623,14 @@
           <w:rFonts w:hint="eastAsia"/>
           <w:color w:val="000000" w:themeColor="text1"/>
         </w:rPr>
-        <w:t>尾部</w:t>
+        <w:t>头</w:t>
+      </w:r>
+      <w:r>
+        <w:rPr>
+          <w:rFonts w:hint="eastAsia"/>
+          <w:color w:val="000000" w:themeColor="text1"/>
+        </w:rPr>
+        <w:t>部</w:t>
       </w:r>
       <w:r>
         <w:rPr>
@@ -676,12 +693,14 @@
         </w:rPr>
         <w:t>时记录</w:t>
       </w:r>
+      <w:proofErr w:type="spellStart"/>
       <w:r>
         <w:rPr>
           <w:rFonts w:hint="eastAsia"/>
         </w:rPr>
         <w:t>createTime</w:t>
       </w:r>
+      <w:proofErr w:type="spellEnd"/>
       <w:r>
         <w:rPr>
           <w:rFonts w:hint="eastAsia"/>
@@ -700,6 +719,7 @@
         </w:rPr>
         <w:t>时记录</w:t>
       </w:r>
+      <w:proofErr w:type="spellStart"/>
       <w:r>
         <w:rPr>
           <w:rFonts w:hint="eastAsia"/>
@@ -712,6 +732,7 @@
         </w:rPr>
         <w:t>Time</w:t>
       </w:r>
+      <w:proofErr w:type="spellEnd"/>
       <w:r>
         <w:rPr>
           <w:rFonts w:hint="eastAsia"/>
@@ -889,15 +910,57 @@
       </w:r>
     </w:p>
     <w:p>
-      <w:r>
-        <w:rPr>
-          <w:rFonts w:hint="eastAsia"/>
-        </w:rPr>
-        <w:t>sdbCollection::openLob(</w:t>
-      </w:r>
-      <w:r>
-        <w:t>sdbLob **lob, const bson::OID &amp;oid</w:t>
-      </w:r>
+      <w:proofErr w:type="spellStart"/>
+      <w:r>
+        <w:rPr>
+          <w:rFonts w:hint="eastAsia"/>
+        </w:rPr>
+        <w:t>sdbCollection</w:t>
+      </w:r>
+      <w:proofErr w:type="spellEnd"/>
+      <w:r>
+        <w:rPr>
+          <w:rFonts w:hint="eastAsia"/>
+        </w:rPr>
+        <w:t>::</w:t>
+      </w:r>
+      <w:proofErr w:type="spellStart"/>
+      <w:proofErr w:type="gramStart"/>
+      <w:r>
+        <w:rPr>
+          <w:rFonts w:hint="eastAsia"/>
+        </w:rPr>
+        <w:t>openLob</w:t>
+      </w:r>
+      <w:proofErr w:type="spellEnd"/>
+      <w:r>
+        <w:rPr>
+          <w:rFonts w:hint="eastAsia"/>
+        </w:rPr>
+        <w:t>(</w:t>
+      </w:r>
+      <w:proofErr w:type="spellStart"/>
+      <w:proofErr w:type="gramEnd"/>
+      <w:r>
+        <w:t>sdbLob</w:t>
+      </w:r>
+      <w:proofErr w:type="spellEnd"/>
+      <w:r>
+        <w:t xml:space="preserve"> **lob, const </w:t>
+      </w:r>
+      <w:proofErr w:type="spellStart"/>
+      <w:r>
+        <w:t>bson</w:t>
+      </w:r>
+      <w:proofErr w:type="spellEnd"/>
+      <w:r>
+        <w:t>::OID &amp;</w:t>
+      </w:r>
+      <w:proofErr w:type="spellStart"/>
+      <w:r>
+        <w:t>oid</w:t>
+      </w:r>
+      <w:proofErr w:type="spellEnd"/>
       <w:r>
         <w:rPr>
           <w:rFonts w:hint="eastAsia"/>
@@ -1641,12 +1704,28 @@
         </w:tabs>
         <w:ind w:left="0"/>
       </w:pPr>
-      <w:r>
-        <w:rPr>
-          <w:rFonts w:hint="eastAsia"/>
-        </w:rPr>
-        <w:t>sdbLob::lock(</w:t>
-      </w:r>
+      <w:proofErr w:type="spellStart"/>
+      <w:r>
+        <w:rPr>
+          <w:rFonts w:hint="eastAsia"/>
+        </w:rPr>
+        <w:t>sdbLob</w:t>
+      </w:r>
+      <w:proofErr w:type="spellEnd"/>
+      <w:r>
+        <w:rPr>
+          <w:rFonts w:hint="eastAsia"/>
+        </w:rPr>
+        <w:t>::</w:t>
+      </w:r>
+      <w:proofErr w:type="gramStart"/>
+      <w:r>
+        <w:rPr>
+          <w:rFonts w:hint="eastAsia"/>
+        </w:rPr>
+        <w:t>lock(</w:t>
+      </w:r>
+      <w:proofErr w:type="gramEnd"/>
       <w:r>
         <w:rPr>
           <w:rFonts w:hint="eastAsia"/>
@@ -1673,11 +1752,41 @@
         </w:tabs>
         <w:ind w:left="0"/>
       </w:pPr>
-      <w:r>
-        <w:rPr>
-          <w:rFonts w:hint="eastAsia"/>
-        </w:rPr>
-        <w:t>sdbLob::lockAndSeek(INT64 offset, INT64 length);</w:t>
+      <w:proofErr w:type="spellStart"/>
+      <w:r>
+        <w:rPr>
+          <w:rFonts w:hint="eastAsia"/>
+        </w:rPr>
+        <w:t>sdbLob</w:t>
+      </w:r>
+      <w:proofErr w:type="spellEnd"/>
+      <w:r>
+        <w:rPr>
+          <w:rFonts w:hint="eastAsia"/>
+        </w:rPr>
+        <w:t>::</w:t>
+      </w:r>
+      <w:proofErr w:type="spellStart"/>
+      <w:proofErr w:type="gramStart"/>
+      <w:r>
+        <w:rPr>
+          <w:rFonts w:hint="eastAsia"/>
+        </w:rPr>
+        <w:t>lockAndSeek</w:t>
+      </w:r>
+      <w:proofErr w:type="spellEnd"/>
+      <w:r>
+        <w:rPr>
+          <w:rFonts w:hint="eastAsia"/>
+        </w:rPr>
+        <w:t>(</w:t>
+      </w:r>
+      <w:proofErr w:type="gramEnd"/>
+      <w:r>
+        <w:rPr>
+          <w:rFonts w:hint="eastAsia"/>
+        </w:rPr>
+        <w:t>INT64 offset, INT64 length);</w:t>
       </w:r>
     </w:p>
     <w:p>
@@ -2431,6 +2540,7 @@
         </w:rPr>
         <w:t>增加</w:t>
       </w:r>
+      <w:proofErr w:type="spellStart"/>
       <w:r>
         <w:rPr>
           <w:rFonts w:hint="eastAsia"/>
@@ -2449,6 +2559,7 @@
         </w:rPr>
         <w:t>Manager</w:t>
       </w:r>
+      <w:proofErr w:type="spellEnd"/>
       <w:r>
         <w:rPr>
           <w:rFonts w:hint="eastAsia"/>
@@ -2484,12 +2595,14 @@
       <w:pPr>
         <w:ind w:left="0"/>
       </w:pPr>
+      <w:proofErr w:type="spellStart"/>
       <w:r>
         <w:rPr>
           <w:rFonts w:hint="eastAsia"/>
         </w:rPr>
         <w:t>rtnLobAccessManager</w:t>
       </w:r>
+      <w:proofErr w:type="spellEnd"/>
       <w:r>
         <w:rPr>
           <w:rFonts w:hint="eastAsia"/>
@@ -2555,12 +2668,14 @@
         </w:rPr>
         <w:t>对象在</w:t>
       </w:r>
+      <w:proofErr w:type="spellStart"/>
       <w:r>
         <w:rPr>
           <w:rFonts w:hint="eastAsia"/>
         </w:rPr>
         <w:t>rtnLobAccessManager</w:t>
       </w:r>
+      <w:proofErr w:type="spellEnd"/>
       <w:r>
         <w:rPr>
           <w:rFonts w:hint="eastAsia"/>
@@ -2614,12 +2729,14 @@
       <w:pPr>
         <w:ind w:left="0"/>
       </w:pPr>
+      <w:proofErr w:type="spellStart"/>
       <w:r>
         <w:rPr>
           <w:rFonts w:hint="eastAsia"/>
         </w:rPr>
         <w:t>rtnLobAccessManager</w:t>
       </w:r>
+      <w:proofErr w:type="spellEnd"/>
       <w:r>
         <w:rPr>
           <w:rFonts w:hint="eastAsia"/>
@@ -2662,12 +2779,14 @@
         </w:rPr>
         <w:t>其中</w:t>
       </w:r>
+      <w:proofErr w:type="spellStart"/>
       <w:r>
         <w:rPr>
           <w:rFonts w:hint="eastAsia"/>
         </w:rPr>
         <w:t>lobSections</w:t>
       </w:r>
+      <w:proofErr w:type="spellEnd"/>
       <w:r>
         <w:rPr>
           <w:rFonts w:hint="eastAsia"/>
@@ -2696,12 +2815,20 @@
       <w:pPr>
         <w:ind w:left="0"/>
       </w:pPr>
+      <w:proofErr w:type="gramStart"/>
       <w:r>
         <w:rPr>
           <w:rFonts w:hint="eastAsia"/>
         </w:rPr>
         <w:lastRenderedPageBreak/>
-        <w:t xml:space="preserve">class </w:t>
+        <w:t>class</w:t>
+      </w:r>
+      <w:proofErr w:type="gramEnd"/>
+      <w:r>
+        <w:rPr>
+          <w:rFonts w:hint="eastAsia"/>
+        </w:rPr>
+        <w:t xml:space="preserve"> </w:t>
       </w:r>
       <w:r>
         <w:rPr>
@@ -2709,6 +2836,7 @@
         </w:rPr>
         <w:t>_</w:t>
       </w:r>
+      <w:proofErr w:type="spellStart"/>
       <w:r>
         <w:rPr>
           <w:rFonts w:hint="eastAsia"/>
@@ -2727,6 +2855,7 @@
         </w:rPr>
         <w:t>Info</w:t>
       </w:r>
+      <w:proofErr w:type="spellEnd"/>
     </w:p>
     <w:p>
       <w:pPr>
@@ -2743,8 +2872,13 @@
       <w:pPr>
         <w:ind w:left="0" w:firstLine="405"/>
       </w:pPr>
-      <w:r>
-        <w:t xml:space="preserve">bson::OID </w:t>
+      <w:proofErr w:type="spellStart"/>
+      <w:r>
+        <w:t>bson</w:t>
+      </w:r>
+      <w:proofErr w:type="spellEnd"/>
+      <w:r>
+        <w:t xml:space="preserve">::OID </w:t>
       </w:r>
       <w:r>
         <w:rPr>
@@ -2752,9 +2886,11 @@
         </w:rPr>
         <w:t>_</w:t>
       </w:r>
+      <w:proofErr w:type="spellStart"/>
       <w:r>
         <w:t>oid</w:t>
       </w:r>
+      <w:proofErr w:type="spellEnd"/>
       <w:r>
         <w:rPr>
           <w:rFonts w:hint="eastAsia"/>
@@ -2766,6 +2902,7 @@
       <w:pPr>
         <w:ind w:left="0" w:firstLine="405"/>
       </w:pPr>
+      <w:proofErr w:type="gramStart"/>
       <w:r>
         <w:rPr>
           <w:rFonts w:hint="eastAsia"/>
@@ -2778,6 +2915,7 @@
         </w:rPr>
         <w:t xml:space="preserve"> _</w:t>
       </w:r>
+      <w:proofErr w:type="gramEnd"/>
       <w:r>
         <w:rPr>
           <w:rFonts w:hint="eastAsia"/>
@@ -2801,11 +2939,19 @@
         </w:rPr>
         <w:t xml:space="preserve">  _</w:t>
       </w:r>
-      <w:r>
-        <w:rPr>
-          <w:rFonts w:hint="eastAsia"/>
-        </w:rPr>
-        <w:t>refCount;</w:t>
+      <w:proofErr w:type="spellStart"/>
+      <w:r>
+        <w:rPr>
+          <w:rFonts w:hint="eastAsia"/>
+        </w:rPr>
+        <w:t>refCount</w:t>
+      </w:r>
+      <w:proofErr w:type="spellEnd"/>
+      <w:r>
+        <w:rPr>
+          <w:rFonts w:hint="eastAsia"/>
+        </w:rPr>
+        <w:t>;</w:t>
       </w:r>
     </w:p>
     <w:p>
@@ -2822,13 +2968,27 @@
         <w:rPr>
           <w:rFonts w:hint="eastAsia"/>
         </w:rPr>
-        <w:t xml:space="preserve">  _access</w:t>
-      </w:r>
-      <w:r>
-        <w:rPr>
-          <w:rFonts w:hint="eastAsia"/>
-        </w:rPr>
-        <w:t>Id;</w:t>
+        <w:t xml:space="preserve">  _</w:t>
+      </w:r>
+      <w:proofErr w:type="spellStart"/>
+      <w:r>
+        <w:rPr>
+          <w:rFonts w:hint="eastAsia"/>
+        </w:rPr>
+        <w:t>access</w:t>
+      </w:r>
+      <w:r>
+        <w:rPr>
+          <w:rFonts w:hint="eastAsia"/>
+        </w:rPr>
+        <w:t>Id</w:t>
+      </w:r>
+      <w:proofErr w:type="spellEnd"/>
+      <w:r>
+        <w:rPr>
+          <w:rFonts w:hint="eastAsia"/>
+        </w:rPr>
+        <w:t>;</w:t>
       </w:r>
     </w:p>
     <w:p>
@@ -2839,8 +2999,30 @@
         <w:rPr>
           <w:rFonts w:hint="eastAsia"/>
         </w:rPr>
-        <w:t>_rtnLobSections* _lobSections</w:t>
-      </w:r>
+        <w:t>_</w:t>
+      </w:r>
+      <w:proofErr w:type="spellStart"/>
+      <w:r>
+        <w:rPr>
+          <w:rFonts w:hint="eastAsia"/>
+        </w:rPr>
+        <w:t>rtnLobSections</w:t>
+      </w:r>
+      <w:proofErr w:type="spellEnd"/>
+      <w:r>
+        <w:rPr>
+          <w:rFonts w:hint="eastAsia"/>
+        </w:rPr>
+        <w:t>* _</w:t>
+      </w:r>
+      <w:proofErr w:type="spellStart"/>
+      <w:r>
+        <w:rPr>
+          <w:rFonts w:hint="eastAsia"/>
+        </w:rPr>
+        <w:t>lobSections</w:t>
+      </w:r>
+      <w:proofErr w:type="spellEnd"/>
       <w:r>
         <w:rPr>
           <w:rFonts w:hint="eastAsia"/>
@@ -2868,18 +3050,34 @@
       <w:pPr>
         <w:ind w:left="0"/>
       </w:pPr>
-      <w:r>
-        <w:rPr>
-          <w:rFonts w:hint="eastAsia"/>
-        </w:rPr>
-        <w:t xml:space="preserve">class </w:t>
-      </w:r>
-      <w:r>
-        <w:rPr>
-          <w:rFonts w:hint="eastAsia"/>
-        </w:rPr>
-        <w:t>_rtnLobSection</w:t>
-      </w:r>
+      <w:proofErr w:type="gramStart"/>
+      <w:r>
+        <w:rPr>
+          <w:rFonts w:hint="eastAsia"/>
+        </w:rPr>
+        <w:t>class</w:t>
+      </w:r>
+      <w:proofErr w:type="gramEnd"/>
+      <w:r>
+        <w:rPr>
+          <w:rFonts w:hint="eastAsia"/>
+        </w:rPr>
+        <w:t xml:space="preserve"> </w:t>
+      </w:r>
+      <w:r>
+        <w:rPr>
+          <w:rFonts w:hint="eastAsia"/>
+        </w:rPr>
+        <w:t>_</w:t>
+      </w:r>
+      <w:proofErr w:type="spellStart"/>
+      <w:r>
+        <w:rPr>
+          <w:rFonts w:hint="eastAsia"/>
+        </w:rPr>
+        <w:t>rtnLobSection</w:t>
+      </w:r>
+      <w:proofErr w:type="spellEnd"/>
     </w:p>
     <w:p>
       <w:pPr>
@@ -2922,13 +3120,27 @@
         <w:rPr>
           <w:rFonts w:hint="eastAsia"/>
         </w:rPr>
-        <w:t>INT64 access</w:t>
-      </w:r>
-      <w:r>
-        <w:rPr>
-          <w:rFonts w:hint="eastAsia"/>
-        </w:rPr>
-        <w:t>Id;</w:t>
+        <w:t xml:space="preserve">INT64 </w:t>
+      </w:r>
+      <w:proofErr w:type="spellStart"/>
+      <w:r>
+        <w:rPr>
+          <w:rFonts w:hint="eastAsia"/>
+        </w:rPr>
+        <w:t>access</w:t>
+      </w:r>
+      <w:r>
+        <w:rPr>
+          <w:rFonts w:hint="eastAsia"/>
+        </w:rPr>
+        <w:t>Id</w:t>
+      </w:r>
+      <w:proofErr w:type="spellEnd"/>
+      <w:r>
+        <w:rPr>
+          <w:rFonts w:hint="eastAsia"/>
+        </w:rPr>
+        <w:t>;</w:t>
       </w:r>
     </w:p>
     <w:p>
@@ -2951,12 +3163,28 @@
       <w:pPr>
         <w:ind w:left="0"/>
       </w:pPr>
-      <w:r>
-        <w:rPr>
-          <w:rFonts w:hint="eastAsia"/>
-        </w:rPr>
-        <w:t>class _rtnLobSections</w:t>
-      </w:r>
+      <w:proofErr w:type="gramStart"/>
+      <w:r>
+        <w:rPr>
+          <w:rFonts w:hint="eastAsia"/>
+        </w:rPr>
+        <w:t>class</w:t>
+      </w:r>
+      <w:proofErr w:type="gramEnd"/>
+      <w:r>
+        <w:rPr>
+          <w:rFonts w:hint="eastAsia"/>
+        </w:rPr>
+        <w:t xml:space="preserve"> _</w:t>
+      </w:r>
+      <w:proofErr w:type="spellStart"/>
+      <w:r>
+        <w:rPr>
+          <w:rFonts w:hint="eastAsia"/>
+        </w:rPr>
+        <w:t>rtnLobSections</w:t>
+      </w:r>
+      <w:proofErr w:type="spellEnd"/>
     </w:p>
     <w:p>
       <w:pPr>
@@ -2980,7 +3208,15 @@
         <w:t xml:space="preserve">    </w:t>
       </w:r>
       <w:r>
-        <w:t>std::map&lt;INT64, _rtnLobSection&gt;</w:t>
+        <w:t>std::map&lt;INT64, _</w:t>
+      </w:r>
+      <w:proofErr w:type="spellStart"/>
+      <w:r>
+        <w:t>rtnLobSection</w:t>
+      </w:r>
+      <w:proofErr w:type="spellEnd"/>
+      <w:r>
+        <w:t>&gt;</w:t>
       </w:r>
       <w:r>
         <w:rPr>
@@ -3464,12 +3700,14 @@
         </w:rPr>
         <w:t>在</w:t>
       </w:r>
+      <w:proofErr w:type="spellStart"/>
       <w:r>
         <w:rPr>
           <w:rFonts w:hint="eastAsia"/>
         </w:rPr>
         <w:t>coord</w:t>
       </w:r>
+      <w:proofErr w:type="spellEnd"/>
       <w:r>
         <w:rPr>
           <w:rFonts w:hint="eastAsia"/>
@@ -3767,8 +4005,13 @@
         <w:t>在</w:t>
       </w:r>
       <w:r>
-        <w:t>_dmsLobMeta</w:t>
-      </w:r>
+        <w:t>_</w:t>
+      </w:r>
+      <w:proofErr w:type="spellStart"/>
+      <w:r>
+        <w:t>dmsLobMeta</w:t>
+      </w:r>
+      <w:proofErr w:type="spellEnd"/>
       <w:r>
         <w:rPr>
           <w:rFonts w:hint="eastAsia"/>
@@ -3880,17 +4123,34 @@
       <w:pPr>
         <w:ind w:left="0"/>
       </w:pPr>
-      <w:r>
-        <w:rPr>
-          <w:rFonts w:hint="eastAsia"/>
-        </w:rPr>
-        <w:t xml:space="preserve">struct </w:t>
-      </w:r>
-      <w:r>
-        <w:rPr>
-          <w:rFonts w:hint="eastAsia"/>
-        </w:rPr>
-        <w:t>_rtn</w:t>
+      <w:proofErr w:type="spellStart"/>
+      <w:proofErr w:type="gramStart"/>
+      <w:r>
+        <w:rPr>
+          <w:rFonts w:hint="eastAsia"/>
+        </w:rPr>
+        <w:t>struct</w:t>
+      </w:r>
+      <w:proofErr w:type="spellEnd"/>
+      <w:proofErr w:type="gramEnd"/>
+      <w:r>
+        <w:rPr>
+          <w:rFonts w:hint="eastAsia"/>
+        </w:rPr>
+        <w:t xml:space="preserve"> </w:t>
+      </w:r>
+      <w:r>
+        <w:rPr>
+          <w:rFonts w:hint="eastAsia"/>
+        </w:rPr>
+        <w:t>_</w:t>
+      </w:r>
+      <w:proofErr w:type="spellStart"/>
+      <w:r>
+        <w:rPr>
+          <w:rFonts w:hint="eastAsia"/>
+        </w:rPr>
+        <w:t>rtn</w:t>
       </w:r>
       <w:r>
         <w:rPr>
@@ -3898,6 +4158,7 @@
         </w:rPr>
         <w:t>LobPieces</w:t>
       </w:r>
+      <w:proofErr w:type="spellEnd"/>
     </w:p>
     <w:p>
       <w:pPr>
@@ -3982,12 +4243,14 @@
       <w:pPr>
         <w:ind w:left="0"/>
       </w:pPr>
+      <w:proofErr w:type="gramStart"/>
       <w:r>
         <w:rPr>
           <w:rFonts w:hint="eastAsia"/>
         </w:rPr>
         <w:t>class</w:t>
       </w:r>
+      <w:proofErr w:type="gramEnd"/>
       <w:r>
         <w:rPr>
           <w:rFonts w:hint="eastAsia"/>
@@ -3998,7 +4261,14 @@
         <w:rPr>
           <w:rFonts w:hint="eastAsia"/>
         </w:rPr>
-        <w:t>_rtn</w:t>
+        <w:t>_</w:t>
+      </w:r>
+      <w:proofErr w:type="spellStart"/>
+      <w:r>
+        <w:rPr>
+          <w:rFonts w:hint="eastAsia"/>
+        </w:rPr>
+        <w:t>rtn</w:t>
       </w:r>
       <w:r>
         <w:rPr>
@@ -4012,6 +4282,7 @@
         </w:rPr>
         <w:t>Info</w:t>
       </w:r>
+      <w:proofErr w:type="spellEnd"/>
     </w:p>
     <w:p>
       <w:pPr>
@@ -4029,7 +4300,15 @@
         <w:ind w:left="0" w:firstLine="405"/>
       </w:pPr>
       <w:r>
-        <w:t>std::vector&lt;_rtnLobPieces&gt;</w:t>
+        <w:t>std::vector&lt;_</w:t>
+      </w:r>
+      <w:proofErr w:type="spellStart"/>
+      <w:r>
+        <w:t>rtnLobPieces</w:t>
+      </w:r>
+      <w:proofErr w:type="spellEnd"/>
+      <w:r>
+        <w:t>&gt;</w:t>
       </w:r>
       <w:r>
         <w:rPr>
@@ -4141,12 +4420,14 @@
         </w:rPr>
         <w:t>时</w:t>
       </w:r>
+      <w:proofErr w:type="spellStart"/>
       <w:r>
         <w:rPr>
           <w:rFonts w:hint="eastAsia"/>
         </w:rPr>
         <w:t>LobWindow</w:t>
       </w:r>
+      <w:proofErr w:type="spellEnd"/>
       <w:r>
         <w:rPr>
           <w:rFonts w:hint="eastAsia"/>
@@ -4170,12 +4451,14 @@
         </w:rPr>
         <w:t>数据并缓存到</w:t>
       </w:r>
+      <w:proofErr w:type="spellStart"/>
       <w:r>
         <w:rPr>
           <w:rFonts w:hint="eastAsia"/>
         </w:rPr>
         <w:t>LobWindow</w:t>
       </w:r>
+      <w:proofErr w:type="spellEnd"/>
       <w:r>
         <w:rPr>
           <w:rFonts w:hint="eastAsia"/>
@@ -4347,12 +4630,14 @@
         </w:rPr>
         <w:t>，没有</w:t>
       </w:r>
+      <w:proofErr w:type="spellStart"/>
       <w:r>
         <w:rPr>
           <w:rFonts w:hint="eastAsia"/>
         </w:rPr>
         <w:t>LobPageSize</w:t>
       </w:r>
+      <w:proofErr w:type="spellEnd"/>
       <w:r>
         <w:rPr>
           <w:rFonts w:hint="eastAsia"/>
@@ -4395,24 +4680,28 @@
         </w:rPr>
         <w:t>日志中增加</w:t>
       </w:r>
+      <w:proofErr w:type="spellStart"/>
       <w:r>
         <w:rPr>
           <w:rFonts w:hint="eastAsia"/>
         </w:rPr>
         <w:t>LobPageSize</w:t>
       </w:r>
+      <w:proofErr w:type="spellEnd"/>
       <w:r>
         <w:rPr>
           <w:rFonts w:hint="eastAsia"/>
         </w:rPr>
         <w:t>，方便</w:t>
       </w:r>
+      <w:proofErr w:type="spellStart"/>
       <w:r>
         <w:rPr>
           <w:rFonts w:hint="eastAsia"/>
         </w:rPr>
         <w:t>sdbreplay</w:t>
       </w:r>
+      <w:proofErr w:type="spellEnd"/>
       <w:r>
         <w:rPr>
           <w:rFonts w:hint="eastAsia"/>
@@ -4701,10 +4990,10 @@
             <v:path o:extrusionok="f" gradientshapeok="t" o:connecttype="rect"/>
             <o:lock v:ext="edit" aspectratio="t"/>
           </v:shapetype>
-          <v:shape id="_x0000_i1025" type="#_x0000_t75" style="width:307.65pt;height:628.85pt" o:ole="">
+          <v:shape id="_x0000_i1025" type="#_x0000_t75" style="width:307.6pt;height:629pt" o:ole="">
             <v:imagedata r:id="rId6" o:title=""/>
           </v:shape>
-          <o:OLEObject Type="Embed" ProgID="Visio.Drawing.11" ShapeID="_x0000_i1025" DrawAspect="Content" ObjectID="_1569244883" r:id="rId7"/>
+          <o:OLEObject Type="Embed" ProgID="Visio.Drawing.11" ShapeID="_x0000_i1025" DrawAspect="Content" ObjectID="_1571230452" r:id="rId7"/>
         </w:object>
       </w:r>
     </w:p>
@@ -4756,10 +5045,10 @@
       </w:pPr>
       <w:r>
         <w:object w:dxaOrig="7426" w:dyaOrig="7538">
-          <v:shape id="_x0000_i1026" type="#_x0000_t75" style="width:371.2pt;height:376.85pt" o:ole="">
+          <v:shape id="_x0000_i1026" type="#_x0000_t75" style="width:371.5pt;height:376.7pt" o:ole="">
             <v:imagedata r:id="rId8" o:title=""/>
           </v:shape>
-          <o:OLEObject Type="Embed" ProgID="Visio.Drawing.11" ShapeID="_x0000_i1026" DrawAspect="Content" ObjectID="_1569244884" r:id="rId9"/>
+          <o:OLEObject Type="Embed" ProgID="Visio.Drawing.11" ShapeID="_x0000_i1026" DrawAspect="Content" ObjectID="_1571230453" r:id="rId9"/>
         </w:object>
       </w:r>
     </w:p>
@@ -4894,12 +5183,14 @@
         </w:rPr>
         <w:t>需要清空</w:t>
       </w:r>
+      <w:proofErr w:type="spellStart"/>
       <w:r>
         <w:rPr>
           <w:rFonts w:hint="eastAsia"/>
         </w:rPr>
         <w:t>LobWindow</w:t>
       </w:r>
+      <w:proofErr w:type="spellEnd"/>
       <w:r>
         <w:rPr>
           <w:rFonts w:hint="eastAsia"/>
@@ -4938,10 +5229,10 @@
       </w:pPr>
       <w:r>
         <w:object w:dxaOrig="9693" w:dyaOrig="14059">
-          <v:shape id="_x0000_i1027" type="#_x0000_t75" style="width:419.85pt;height:608.75pt" o:ole="">
+          <v:shape id="_x0000_i1027" type="#_x0000_t75" style="width:419.9pt;height:608.85pt" o:ole="">
             <v:imagedata r:id="rId10" o:title=""/>
           </v:shape>
-          <o:OLEObject Type="Embed" ProgID="Visio.Drawing.11" ShapeID="_x0000_i1027" DrawAspect="Content" ObjectID="_1569244885" r:id="rId11"/>
+          <o:OLEObject Type="Embed" ProgID="Visio.Drawing.11" ShapeID="_x0000_i1027" DrawAspect="Content" ObjectID="_1571230454" r:id="rId11"/>
         </w:object>
       </w:r>
     </w:p>
@@ -5040,10 +5331,10 @@
       </w:pPr>
       <w:r>
         <w:object w:dxaOrig="7537" w:dyaOrig="15759">
-          <v:shape id="_x0000_i1028" type="#_x0000_t75" style="width:296.4pt;height:619.5pt" o:ole="">
+          <v:shape id="_x0000_i1028" type="#_x0000_t75" style="width:296.65pt;height:619.2pt" o:ole="">
             <v:imagedata r:id="rId12" o:title=""/>
           </v:shape>
-          <o:OLEObject Type="Embed" ProgID="Visio.Drawing.11" ShapeID="_x0000_i1028" DrawAspect="Content" ObjectID="_1569244886" r:id="rId13"/>
+          <o:OLEObject Type="Embed" ProgID="Visio.Drawing.11" ShapeID="_x0000_i1028" DrawAspect="Content" ObjectID="_1571230455" r:id="rId13"/>
         </w:object>
       </w:r>
     </w:p>
@@ -5202,10 +5493,10 @@
       </w:pPr>
       <w:r>
         <w:object w:dxaOrig="9693" w:dyaOrig="14625">
-          <v:shape id="_x0000_i1029" type="#_x0000_t75" style="width:387.6pt;height:584.9pt" o:ole="">
+          <v:shape id="_x0000_i1029" type="#_x0000_t75" style="width:387.65pt;height:585.2pt" o:ole="">
             <v:imagedata r:id="rId14" o:title=""/>
           </v:shape>
-          <o:OLEObject Type="Embed" ProgID="Visio.Drawing.11" ShapeID="_x0000_i1029" DrawAspect="Content" ObjectID="_1569244887" r:id="rId15"/>
+          <o:OLEObject Type="Embed" ProgID="Visio.Drawing.11" ShapeID="_x0000_i1029" DrawAspect="Content" ObjectID="_1571230456" r:id="rId15"/>
         </w:object>
       </w:r>
     </w:p>
@@ -5302,10 +5593,10 @@
       </w:pPr>
       <w:r>
         <w:object w:dxaOrig="9693" w:dyaOrig="12783">
-          <v:shape id="_x0000_i1030" type="#_x0000_t75" style="width:419.85pt;height:553.55pt" o:ole="">
+          <v:shape id="_x0000_i1030" type="#_x0000_t75" style="width:419.9pt;height:553.55pt" o:ole="">
             <v:imagedata r:id="rId16" o:title=""/>
           </v:shape>
-          <o:OLEObject Type="Embed" ProgID="Visio.Drawing.11" ShapeID="_x0000_i1030" DrawAspect="Content" ObjectID="_1569244888" r:id="rId17"/>
+          <o:OLEObject Type="Embed" ProgID="Visio.Drawing.11" ShapeID="_x0000_i1030" DrawAspect="Content" ObjectID="_1571230457" r:id="rId17"/>
         </w:object>
       </w:r>
     </w:p>
@@ -5373,6 +5664,7 @@
                 <w:szCs w:val="18"/>
               </w:rPr>
             </w:pPr>
+            <w:proofErr w:type="spellStart"/>
             <w:r>
               <w:rPr>
                 <w:rFonts w:hint="eastAsia"/>
@@ -5381,6 +5673,7 @@
               </w:rPr>
               <w:t>汇总信息</w:t>
             </w:r>
+            <w:proofErr w:type="spellEnd"/>
           </w:p>
         </w:tc>
       </w:tr>
@@ -5399,13 +5692,23 @@
                 <w:szCs w:val="18"/>
               </w:rPr>
             </w:pPr>
+            <w:proofErr w:type="spellStart"/>
             <w:r>
               <w:rPr>
                 <w:rFonts w:hint="eastAsia"/>
                 <w:sz w:val="18"/>
                 <w:szCs w:val="18"/>
               </w:rPr>
-              <w:t>总工作量（KLOC）</w:t>
+              <w:t>总工作量（KLOC</w:t>
+            </w:r>
+            <w:proofErr w:type="spellEnd"/>
+            <w:r>
+              <w:rPr>
+                <w:rFonts w:hint="eastAsia"/>
+                <w:sz w:val="18"/>
+                <w:szCs w:val="18"/>
+              </w:rPr>
+              <w:t>）</w:t>
             </w:r>
           </w:p>
         </w:tc>
@@ -5454,13 +5757,23 @@
                 <w:szCs w:val="18"/>
               </w:rPr>
             </w:pPr>
+            <w:proofErr w:type="spellStart"/>
             <w:r>
               <w:rPr>
                 <w:rFonts w:hint="eastAsia"/>
                 <w:sz w:val="18"/>
                 <w:szCs w:val="18"/>
               </w:rPr>
-              <w:t>开发周期（人天）</w:t>
+              <w:t>开发周期（人天</w:t>
+            </w:r>
+            <w:proofErr w:type="spellEnd"/>
+            <w:r>
+              <w:rPr>
+                <w:rFonts w:hint="eastAsia"/>
+                <w:sz w:val="18"/>
+                <w:szCs w:val="18"/>
+              </w:rPr>
+              <w:t>）</w:t>
             </w:r>
           </w:p>
         </w:tc>
@@ -5503,6 +5816,7 @@
                 <w:szCs w:val="18"/>
               </w:rPr>
             </w:pPr>
+            <w:proofErr w:type="spellStart"/>
             <w:r>
               <w:rPr>
                 <w:rFonts w:hint="eastAsia"/>
@@ -5511,6 +5825,7 @@
               </w:rPr>
               <w:t>开始时间</w:t>
             </w:r>
+            <w:proofErr w:type="spellEnd"/>
           </w:p>
         </w:tc>
         <w:tc>
@@ -5550,6 +5865,7 @@
                 <w:szCs w:val="18"/>
               </w:rPr>
             </w:pPr>
+            <w:proofErr w:type="spellStart"/>
             <w:r>
               <w:rPr>
                 <w:rFonts w:hint="eastAsia"/>
@@ -5558,6 +5874,7 @@
               </w:rPr>
               <w:t>结束时间</w:t>
             </w:r>
+            <w:proofErr w:type="spellEnd"/>
           </w:p>
         </w:tc>
         <w:tc>
@@ -5616,6 +5933,7 @@
                 <w:szCs w:val="18"/>
               </w:rPr>
             </w:pPr>
+            <w:proofErr w:type="spellStart"/>
             <w:r>
               <w:rPr>
                 <w:rFonts w:hint="eastAsia"/>
@@ -5624,6 +5942,7 @@
               </w:rPr>
               <w:t>周计划</w:t>
             </w:r>
+            <w:proofErr w:type="spellEnd"/>
           </w:p>
         </w:tc>
       </w:tr>
@@ -5642,13 +5961,23 @@
                 <w:szCs w:val="18"/>
               </w:rPr>
             </w:pPr>
+            <w:proofErr w:type="spellStart"/>
             <w:r>
               <w:rPr>
                 <w:rFonts w:hint="eastAsia"/>
                 <w:sz w:val="18"/>
                 <w:szCs w:val="18"/>
               </w:rPr>
-              <w:t>时间（第X周）</w:t>
+              <w:t>时间（第X周</w:t>
+            </w:r>
+            <w:proofErr w:type="spellEnd"/>
+            <w:r>
+              <w:rPr>
+                <w:rFonts w:hint="eastAsia"/>
+                <w:sz w:val="18"/>
+                <w:szCs w:val="18"/>
+              </w:rPr>
+              <w:t>）</w:t>
             </w:r>
           </w:p>
         </w:tc>
@@ -5667,6 +5996,7 @@
                 <w:szCs w:val="18"/>
               </w:rPr>
             </w:pPr>
+            <w:proofErr w:type="spellStart"/>
             <w:r>
               <w:rPr>
                 <w:rFonts w:hint="eastAsia"/>
@@ -5675,6 +6005,7 @@
               </w:rPr>
               <w:t>计划</w:t>
             </w:r>
+            <w:proofErr w:type="spellEnd"/>
           </w:p>
         </w:tc>
         <w:tc>
@@ -5692,6 +6023,7 @@
                 <w:szCs w:val="18"/>
               </w:rPr>
             </w:pPr>
+            <w:proofErr w:type="spellStart"/>
             <w:r>
               <w:rPr>
                 <w:rFonts w:hint="eastAsia"/>
@@ -5700,6 +6032,7 @@
               </w:rPr>
               <w:t>完成情况</w:t>
             </w:r>
+            <w:proofErr w:type="spellEnd"/>
           </w:p>
         </w:tc>
       </w:tr>
@@ -5716,6 +6049,7 @@
                 <w:szCs w:val="18"/>
               </w:rPr>
             </w:pPr>
+            <w:proofErr w:type="spellStart"/>
             <w:r>
               <w:rPr>
                 <w:rFonts w:hint="eastAsia"/>
@@ -5724,6 +6058,7 @@
               </w:rPr>
               <w:t>第一周</w:t>
             </w:r>
+            <w:proofErr w:type="spellEnd"/>
           </w:p>
         </w:tc>
         <w:tc>
@@ -5815,6 +6150,7 @@
                 <w:szCs w:val="18"/>
               </w:rPr>
             </w:pPr>
+            <w:proofErr w:type="spellStart"/>
             <w:r>
               <w:rPr>
                 <w:rFonts w:hint="eastAsia"/>
@@ -5823,6 +6159,7 @@
               </w:rPr>
               <w:t>第二周</w:t>
             </w:r>
+            <w:proofErr w:type="spellEnd"/>
           </w:p>
         </w:tc>
         <w:tc>
@@ -5954,6 +6291,7 @@
                 <w:szCs w:val="18"/>
               </w:rPr>
             </w:pPr>
+            <w:proofErr w:type="spellStart"/>
             <w:r>
               <w:rPr>
                 <w:rFonts w:hint="eastAsia"/>
@@ -5962,6 +6300,7 @@
               </w:rPr>
               <w:t>第三周</w:t>
             </w:r>
+            <w:proofErr w:type="spellEnd"/>
           </w:p>
         </w:tc>
         <w:tc>
